--- a/docs/Xcimer_HDD_calibration_report.docx
+++ b/docs/Xcimer_HDD_calibration_report.docx
@@ -7014,13 +7014,25 @@
       </w:r>
     </w:p>
     <w:bookmarkEnd w:id="28"/>
-    <w:bookmarkStart w:id="29" w:name="documented-systematic-vs-rhino-native"/>
+    <w:bookmarkStart w:id="29" w:name="Xa712e026bc1171dffea45530eb234bc116d6c08"/>
     <w:p>
       <w:pPr>
         <w:pStyle w:val="Heading3"/>
       </w:pPr>
       <w:r>
-        <w:t xml:space="preserve">5.4 Documented systematic vs RHINO native</w:t>
+        <w:t xml:space="preserve">5.4 Documented systematic vs RHINO native — same-</w:t>
+      </w:r>
+      <w:r>
+        <w:rPr>
+          <w:rStyle w:val="VerbatimChar"/>
+        </w:rPr>
+        <w:t xml:space="preserve">.exo</w:t>
+      </w:r>
+      <w:r>
+        <w:t xml:space="preserve"> </w:t>
+      </w:r>
+      <w:r>
+        <w:t xml:space="preserve">cross-check</w:t>
       </w:r>
     </w:p>
     <w:p>
@@ -7028,7 +7040,7 @@
         <w:pStyle w:val="FirstParagraph"/>
       </w:pPr>
       <w:r>
-        <w:t xml:space="preserve">On</w:t>
+        <w:t xml:space="preserve">Direct postprocess of</w:t>
       </w:r>
       <w:r>
         <w:t xml:space="preserve"> </w:t>
@@ -7037,31 +7049,885 @@
         <w:rPr>
           <w:rStyle w:val="VerbatimChar"/>
         </w:rPr>
-        <w:t xml:space="preserve">WT_cthomas_baseline</w:t>
-      </w:r>
-      <w:r>
-        <w:t xml:space="preserve">, RHINO native reports α_min = 4.125; our re-implementation reports 5.62. Breakout time, t_cr15, and shell boundaries all match RHINO to ~1% precision. The remaining +36% gap is in the</w:t>
-      </w:r>
-      <w:r>
-        <w:t xml:space="preserve"> </w:t>
-      </w:r>
+        <w:t xml:space="preserve">WT_cthomas_baseline.exo</w:t>
+      </w:r>
+      <w:r>
+        <w:t xml:space="preserve"> </w:t>
+      </w:r>
+      <w:r>
+        <w:t xml:space="preserve">(Will Trickey’s original Helios run) by both pipelines independently. Same simulation, same data, two postprocessors:</w:t>
+      </w:r>
+    </w:p>
+    <w:tbl>
+      <w:tblPr>
+        <w:tblStyle w:val="Table"/>
+        <w:tblW w:type="pct" w:w="5000"/>
+        <w:tblLayout w:type="fixed"/>
+        <w:tblLook w:firstRow="1" w:lastRow="0" w:firstColumn="0" w:lastColumn="0" w:noHBand="0" w:noVBand="0" w:val="0020"/>
+      </w:tblPr>
+      <w:tblGrid>
+        <w:gridCol w:w="1250"/>
+        <w:gridCol w:w="1667"/>
+        <w:gridCol w:w="1667"/>
+        <w:gridCol w:w="1667"/>
+        <w:gridCol w:w="1667"/>
+      </w:tblGrid>
+      <w:tr>
+        <w:trPr>
+          <w:tblHeader w:val="on"/>
+        </w:trPr>
+        <w:tc>
+          <w:tcPr/>
+          <w:p>
+            <w:pPr>
+              <w:pStyle w:val="Compact"/>
+            </w:pPr>
+            <w:r>
+              <w:t xml:space="preserve">Metric</w:t>
+            </w:r>
+          </w:p>
+        </w:tc>
+        <w:tc>
+          <w:tcPr/>
+          <w:p>
+            <w:pPr>
+              <w:pStyle w:val="Compact"/>
+              <w:jc w:val="right"/>
+            </w:pPr>
+            <w:r>
+              <w:t xml:space="preserve">Our Helios pipeline</w:t>
+            </w:r>
+          </w:p>
+        </w:tc>
+        <w:tc>
+          <w:tcPr/>
+          <w:p>
+            <w:pPr>
+              <w:pStyle w:val="Compact"/>
+              <w:jc w:val="right"/>
+            </w:pPr>
+            <w:r>
+              <w:t xml:space="preserve">Will’s RHINO native</w:t>
+            </w:r>
+          </w:p>
+        </w:tc>
+        <w:tc>
+          <w:tcPr/>
+          <w:p>
+            <w:pPr>
+              <w:pStyle w:val="Compact"/>
+              <w:jc w:val="right"/>
+            </w:pPr>
+            <w:r>
+              <w:t xml:space="preserve">Δ</w:t>
+            </w:r>
+          </w:p>
+        </w:tc>
+        <w:tc>
+          <w:tcPr/>
+          <w:p>
+            <w:pPr>
+              <w:pStyle w:val="Compact"/>
+              <w:jc w:val="right"/>
+            </w:pPr>
+            <w:r>
+              <w:t xml:space="preserve">Thomas published</w:t>
+            </w:r>
+          </w:p>
+        </w:tc>
+      </w:tr>
+      <w:tr>
+        <w:tc>
+          <w:tcPr/>
+          <w:p>
+            <w:pPr>
+              <w:pStyle w:val="Compact"/>
+            </w:pPr>
+            <w:r>
+              <w:rPr>
+                <w:b/>
+                <w:bCs/>
+              </w:rPr>
+              <w:t xml:space="preserve">Where we agree exactly</w:t>
+            </w:r>
+          </w:p>
+        </w:tc>
+        <w:tc>
+          <w:tcPr/>
+          <w:p>
+            <w:pPr>
+              <w:pStyle w:val="Compact"/>
+            </w:pPr>
+          </w:p>
+        </w:tc>
+        <w:tc>
+          <w:tcPr/>
+          <w:p>
+            <w:pPr>
+              <w:pStyle w:val="Compact"/>
+            </w:pPr>
+          </w:p>
+        </w:tc>
+        <w:tc>
+          <w:tcPr/>
+          <w:p>
+            <w:pPr>
+              <w:pStyle w:val="Compact"/>
+            </w:pPr>
+          </w:p>
+        </w:tc>
+        <w:tc>
+          <w:tcPr/>
+          <w:p>
+            <w:pPr>
+              <w:pStyle w:val="Compact"/>
+            </w:pPr>
+          </w:p>
+        </w:tc>
+      </w:tr>
+      <w:tr>
+        <w:tc>
+          <w:tcPr/>
+          <w:p>
+            <w:pPr>
+              <w:pStyle w:val="Compact"/>
+            </w:pPr>
+            <w:r>
+              <w:t xml:space="preserve">Yield (MJ)</w:t>
+            </w:r>
+          </w:p>
+        </w:tc>
+        <w:tc>
+          <w:tcPr/>
+          <w:p>
+            <w:pPr>
+              <w:pStyle w:val="Compact"/>
+              <w:jc w:val="right"/>
+            </w:pPr>
+            <w:r>
+              <w:t xml:space="preserve">196.2</w:t>
+            </w:r>
+          </w:p>
+        </w:tc>
+        <w:tc>
+          <w:tcPr/>
+          <w:p>
+            <w:pPr>
+              <w:pStyle w:val="Compact"/>
+              <w:jc w:val="right"/>
+            </w:pPr>
+            <w:r>
+              <w:t xml:space="preserve">196</w:t>
+            </w:r>
+          </w:p>
+        </w:tc>
+        <w:tc>
+          <w:tcPr/>
+          <w:p>
+            <w:pPr>
+              <w:pStyle w:val="Compact"/>
+              <w:jc w:val="right"/>
+            </w:pPr>
+            <w:r>
+              <w:t xml:space="preserve">0% ✓</w:t>
+            </w:r>
+          </w:p>
+        </w:tc>
+        <w:tc>
+          <w:tcPr/>
+          <w:p>
+            <w:pPr>
+              <w:pStyle w:val="Compact"/>
+              <w:jc w:val="right"/>
+            </w:pPr>
+            <w:r>
+              <w:t xml:space="preserve">256 ± 13</w:t>
+            </w:r>
+          </w:p>
+        </w:tc>
+      </w:tr>
+      <w:tr>
+        <w:tc>
+          <w:tcPr/>
+          <w:p>
+            <w:pPr>
+              <w:pStyle w:val="Compact"/>
+            </w:pPr>
+            <w:r>
+              <w:t xml:space="preserve">Laser absorbed (MJ)</w:t>
+            </w:r>
+          </w:p>
+        </w:tc>
+        <w:tc>
+          <w:tcPr/>
+          <w:p>
+            <w:pPr>
+              <w:pStyle w:val="Compact"/>
+              <w:jc w:val="right"/>
+            </w:pPr>
+            <w:r>
+              <w:t xml:space="preserve">3.104</w:t>
+            </w:r>
+          </w:p>
+        </w:tc>
+        <w:tc>
+          <w:tcPr/>
+          <w:p>
+            <w:pPr>
+              <w:pStyle w:val="Compact"/>
+              <w:jc w:val="right"/>
+            </w:pPr>
+            <w:r>
+              <w:t xml:space="preserve">3.104</w:t>
+            </w:r>
+          </w:p>
+        </w:tc>
+        <w:tc>
+          <w:tcPr/>
+          <w:p>
+            <w:pPr>
+              <w:pStyle w:val="Compact"/>
+              <w:jc w:val="right"/>
+            </w:pPr>
+            <w:r>
+              <w:t xml:space="preserve">0% ✓</w:t>
+            </w:r>
+          </w:p>
+        </w:tc>
+        <w:tc>
+          <w:tcPr/>
+          <w:p>
+            <w:pPr>
+              <w:pStyle w:val="Compact"/>
+              <w:jc w:val="right"/>
+            </w:pPr>
+            <w:r>
+              <w:t xml:space="preserve">—</w:t>
+            </w:r>
+          </w:p>
+        </w:tc>
+      </w:tr>
+      <w:tr>
+        <w:tc>
+          <w:tcPr/>
+          <w:p>
+            <w:pPr>
+              <w:pStyle w:val="Compact"/>
+            </w:pPr>
+            <w:r>
+              <w:t xml:space="preserve">Stagnation interpretation</w:t>
+            </w:r>
+          </w:p>
+        </w:tc>
+        <w:tc>
+          <w:tcPr/>
+          <w:p>
+            <w:pPr>
+              <w:pStyle w:val="Compact"/>
+              <w:jc w:val="right"/>
+            </w:pPr>
+            <w:r>
+              <w:t xml:space="preserve">reads correctly</w:t>
+            </w:r>
+          </w:p>
+        </w:tc>
+        <w:tc>
+          <w:tcPr/>
+          <w:p>
+            <w:pPr>
+              <w:pStyle w:val="Compact"/>
+              <w:jc w:val="right"/>
+            </w:pPr>
+            <w:r>
+              <w:t xml:space="preserve">reads correctly</w:t>
+            </w:r>
+          </w:p>
+        </w:tc>
+        <w:tc>
+          <w:tcPr/>
+          <w:p>
+            <w:pPr>
+              <w:pStyle w:val="Compact"/>
+              <w:jc w:val="right"/>
+            </w:pPr>
+            <w:r>
+              <w:t xml:space="preserve">—</w:t>
+            </w:r>
+          </w:p>
+        </w:tc>
+        <w:tc>
+          <w:tcPr/>
+          <w:p>
+            <w:pPr>
+              <w:pStyle w:val="Compact"/>
+              <w:jc w:val="right"/>
+            </w:pPr>
+            <w:r>
+              <w:t xml:space="preserve">—</w:t>
+            </w:r>
+          </w:p>
+        </w:tc>
+      </w:tr>
+      <w:tr>
+        <w:tc>
+          <w:tcPr/>
+          <w:p>
+            <w:pPr>
+              <w:pStyle w:val="Compact"/>
+            </w:pPr>
+            <w:r>
+              <w:rPr>
+                <w:b/>
+                <w:bCs/>
+              </w:rPr>
+              <w:t xml:space="preserve">Where we agree to &lt;2% (calibration tolerance)</w:t>
+            </w:r>
+          </w:p>
+        </w:tc>
+        <w:tc>
+          <w:tcPr/>
+          <w:p>
+            <w:pPr>
+              <w:pStyle w:val="Compact"/>
+            </w:pPr>
+          </w:p>
+        </w:tc>
+        <w:tc>
+          <w:tcPr/>
+          <w:p>
+            <w:pPr>
+              <w:pStyle w:val="Compact"/>
+            </w:pPr>
+          </w:p>
+        </w:tc>
+        <w:tc>
+          <w:tcPr/>
+          <w:p>
+            <w:pPr>
+              <w:pStyle w:val="Compact"/>
+            </w:pPr>
+          </w:p>
+        </w:tc>
+        <w:tc>
+          <w:tcPr/>
+          <w:p>
+            <w:pPr>
+              <w:pStyle w:val="Compact"/>
+            </w:pPr>
+          </w:p>
+        </w:tc>
+      </w:tr>
+      <w:tr>
+        <w:tc>
+          <w:tcPr/>
+          <w:p>
+            <w:pPr>
+              <w:pStyle w:val="Compact"/>
+            </w:pPr>
+            <w:r>
+              <w:t xml:space="preserve">RHINO V_impl (km/s)</w:t>
+            </w:r>
+          </w:p>
+        </w:tc>
+        <w:tc>
+          <w:tcPr/>
+          <w:p>
+            <w:pPr>
+              <w:pStyle w:val="Compact"/>
+              <w:jc w:val="right"/>
+            </w:pPr>
+            <w:r>
+              <w:t xml:space="preserve">396.7</w:t>
+            </w:r>
+          </w:p>
+        </w:tc>
+        <w:tc>
+          <w:tcPr/>
+          <w:p>
+            <w:pPr>
+              <w:pStyle w:val="Compact"/>
+              <w:jc w:val="right"/>
+            </w:pPr>
+            <w:r>
+              <w:t xml:space="preserve">404.4</w:t>
+            </w:r>
+          </w:p>
+        </w:tc>
+        <w:tc>
+          <w:tcPr/>
+          <w:p>
+            <w:pPr>
+              <w:pStyle w:val="Compact"/>
+              <w:jc w:val="right"/>
+            </w:pPr>
+            <w:r>
+              <w:t xml:space="preserve">−2% ✓</w:t>
+            </w:r>
+          </w:p>
+        </w:tc>
+        <w:tc>
+          <w:tcPr/>
+          <w:p>
+            <w:pPr>
+              <w:pStyle w:val="Compact"/>
+              <w:jc w:val="right"/>
+            </w:pPr>
+            <w:r>
+              <w:t xml:space="preserve">410 ± 20</w:t>
+            </w:r>
+          </w:p>
+        </w:tc>
+      </w:tr>
+      <w:tr>
+        <w:tc>
+          <w:tcPr/>
+          <w:p>
+            <w:pPr>
+              <w:pStyle w:val="Compact"/>
+            </w:pPr>
+            <w:r>
+              <w:t xml:space="preserve">Breakout time (ns)</w:t>
+            </w:r>
+          </w:p>
+        </w:tc>
+        <w:tc>
+          <w:tcPr/>
+          <w:p>
+            <w:pPr>
+              <w:pStyle w:val="Compact"/>
+              <w:jc w:val="right"/>
+            </w:pPr>
+            <w:r>
+              <w:t xml:space="preserve">11.16</w:t>
+            </w:r>
+          </w:p>
+        </w:tc>
+        <w:tc>
+          <w:tcPr/>
+          <w:p>
+            <w:pPr>
+              <w:pStyle w:val="Compact"/>
+              <w:jc w:val="right"/>
+            </w:pPr>
+            <w:r>
+              <w:t xml:space="preserve">11.16</w:t>
+            </w:r>
+          </w:p>
+        </w:tc>
+        <w:tc>
+          <w:tcPr/>
+          <w:p>
+            <w:pPr>
+              <w:pStyle w:val="Compact"/>
+              <w:jc w:val="right"/>
+            </w:pPr>
+            <w:r>
+              <w:t xml:space="preserve">0% ✓</w:t>
+            </w:r>
+          </w:p>
+        </w:tc>
+        <w:tc>
+          <w:tcPr/>
+          <w:p>
+            <w:pPr>
+              <w:pStyle w:val="Compact"/>
+              <w:jc w:val="right"/>
+            </w:pPr>
+            <w:r>
+              <w:t xml:space="preserve">—</w:t>
+            </w:r>
+          </w:p>
+        </w:tc>
+      </w:tr>
+      <w:tr>
+        <w:tc>
+          <w:tcPr/>
+          <w:p>
+            <w:pPr>
+              <w:pStyle w:val="Compact"/>
+            </w:pPr>
+            <w:r>
+              <w:t xml:space="preserve">t at CR=1.5 (ns)</w:t>
+            </w:r>
+          </w:p>
+        </w:tc>
+        <w:tc>
+          <w:tcPr/>
+          <w:p>
+            <w:pPr>
+              <w:pStyle w:val="Compact"/>
+              <w:jc w:val="right"/>
+            </w:pPr>
+            <w:r>
+              <w:t xml:space="preserve">13.80</w:t>
+            </w:r>
+          </w:p>
+        </w:tc>
+        <w:tc>
+          <w:tcPr/>
+          <w:p>
+            <w:pPr>
+              <w:pStyle w:val="Compact"/>
+              <w:jc w:val="right"/>
+            </w:pPr>
+            <w:r>
+              <w:t xml:space="preserve">13.80</w:t>
+            </w:r>
+          </w:p>
+        </w:tc>
+        <w:tc>
+          <w:tcPr/>
+          <w:p>
+            <w:pPr>
+              <w:pStyle w:val="Compact"/>
+              <w:jc w:val="right"/>
+            </w:pPr>
+            <w:r>
+              <w:t xml:space="preserve">0% ✓</w:t>
+            </w:r>
+          </w:p>
+        </w:tc>
+        <w:tc>
+          <w:tcPr/>
+          <w:p>
+            <w:pPr>
+              <w:pStyle w:val="Compact"/>
+              <w:jc w:val="right"/>
+            </w:pPr>
+            <w:r>
+              <w:t xml:space="preserve">—</w:t>
+            </w:r>
+          </w:p>
+        </w:tc>
+      </w:tr>
+      <w:tr>
+        <w:tc>
+          <w:tcPr/>
+          <w:p>
+            <w:pPr>
+              <w:pStyle w:val="Compact"/>
+            </w:pPr>
+            <w:r>
+              <w:t xml:space="preserve">Shell inner at CR=1.5 (cm)</w:t>
+            </w:r>
+          </w:p>
+        </w:tc>
+        <w:tc>
+          <w:tcPr/>
+          <w:p>
+            <w:pPr>
+              <w:pStyle w:val="Compact"/>
+              <w:jc w:val="right"/>
+            </w:pPr>
+            <w:r>
+              <w:t xml:space="preserve">0.1224</w:t>
+            </w:r>
+          </w:p>
+        </w:tc>
+        <w:tc>
+          <w:tcPr/>
+          <w:p>
+            <w:pPr>
+              <w:pStyle w:val="Compact"/>
+              <w:jc w:val="right"/>
+            </w:pPr>
+            <w:r>
+              <w:t xml:space="preserve">matches</w:t>
+            </w:r>
+          </w:p>
+        </w:tc>
+        <w:tc>
+          <w:tcPr/>
+          <w:p>
+            <w:pPr>
+              <w:pStyle w:val="Compact"/>
+              <w:jc w:val="right"/>
+            </w:pPr>
+            <w:r>
+              <w:t xml:space="preserve">&lt;1% ✓</w:t>
+            </w:r>
+          </w:p>
+        </w:tc>
+        <w:tc>
+          <w:tcPr/>
+          <w:p>
+            <w:pPr>
+              <w:pStyle w:val="Compact"/>
+              <w:jc w:val="right"/>
+            </w:pPr>
+            <w:r>
+              <w:t xml:space="preserve">—</w:t>
+            </w:r>
+          </w:p>
+        </w:tc>
+      </w:tr>
+      <w:tr>
+        <w:tc>
+          <w:tcPr/>
+          <w:p>
+            <w:pPr>
+              <w:pStyle w:val="Compact"/>
+            </w:pPr>
+            <w:r>
+              <w:rPr>
+                <w:b/>
+                <w:bCs/>
+              </w:rPr>
+              <w:t xml:space="preserve">Where we systematically disagree</w:t>
+            </w:r>
+          </w:p>
+        </w:tc>
+        <w:tc>
+          <w:tcPr/>
+          <w:p>
+            <w:pPr>
+              <w:pStyle w:val="Compact"/>
+            </w:pPr>
+          </w:p>
+        </w:tc>
+        <w:tc>
+          <w:tcPr/>
+          <w:p>
+            <w:pPr>
+              <w:pStyle w:val="Compact"/>
+            </w:pPr>
+          </w:p>
+        </w:tc>
+        <w:tc>
+          <w:tcPr/>
+          <w:p>
+            <w:pPr>
+              <w:pStyle w:val="Compact"/>
+            </w:pPr>
+          </w:p>
+        </w:tc>
+        <w:tc>
+          <w:tcPr/>
+          <w:p>
+            <w:pPr>
+              <w:pStyle w:val="Compact"/>
+            </w:pPr>
+          </w:p>
+        </w:tc>
+      </w:tr>
+      <w:tr>
+        <w:tc>
+          <w:tcPr/>
+          <w:p>
+            <w:pPr>
+              <w:pStyle w:val="Compact"/>
+            </w:pPr>
+            <w:r>
+              <w:rPr>
+                <w:b/>
+                <w:bCs/>
+              </w:rPr>
+              <w:t xml:space="preserve">RHINO α_min at CR=1.5</w:t>
+            </w:r>
+          </w:p>
+        </w:tc>
+        <w:tc>
+          <w:tcPr/>
+          <w:p>
+            <w:pPr>
+              <w:pStyle w:val="Compact"/>
+              <w:jc w:val="right"/>
+            </w:pPr>
+            <w:r>
+              <w:rPr>
+                <w:b/>
+                <w:bCs/>
+              </w:rPr>
+              <w:t xml:space="preserve">5.62</w:t>
+            </w:r>
+          </w:p>
+        </w:tc>
+        <w:tc>
+          <w:tcPr/>
+          <w:p>
+            <w:pPr>
+              <w:pStyle w:val="Compact"/>
+              <w:jc w:val="right"/>
+            </w:pPr>
+            <w:r>
+              <w:rPr>
+                <w:b/>
+                <w:bCs/>
+              </w:rPr>
+              <w:t xml:space="preserve">4.125</w:t>
+            </w:r>
+          </w:p>
+        </w:tc>
+        <w:tc>
+          <w:tcPr/>
+          <w:p>
+            <w:pPr>
+              <w:pStyle w:val="Compact"/>
+              <w:jc w:val="right"/>
+            </w:pPr>
+            <w:r>
+              <w:rPr>
+                <w:b/>
+                <w:bCs/>
+              </w:rPr>
+              <w:t xml:space="preserve">+36%</w:t>
+            </w:r>
+          </w:p>
+        </w:tc>
+        <w:tc>
+          <w:tcPr/>
+          <w:p>
+            <w:pPr>
+              <w:pStyle w:val="Compact"/>
+              <w:jc w:val="right"/>
+            </w:pPr>
+            <w:r>
+              <w:rPr>
+                <w:b/>
+                <w:bCs/>
+              </w:rPr>
+              <w:t xml:space="preserve">6.00 ± 0.50</w:t>
+            </w:r>
+          </w:p>
+        </w:tc>
+      </w:tr>
+      <w:tr>
+        <w:tc>
+          <w:tcPr/>
+          <w:p>
+            <w:pPr>
+              <w:pStyle w:val="Compact"/>
+            </w:pPr>
+            <w:r>
+              <w:t xml:space="preserve">Δ from Thomas α</w:t>
+            </w:r>
+          </w:p>
+        </w:tc>
+        <w:tc>
+          <w:tcPr/>
+          <w:p>
+            <w:pPr>
+              <w:pStyle w:val="Compact"/>
+              <w:jc w:val="right"/>
+            </w:pPr>
+            <w:r>
+              <w:t xml:space="preserve">−6% ✓ inside band</w:t>
+            </w:r>
+          </w:p>
+        </w:tc>
+        <w:tc>
+          <w:tcPr/>
+          <w:p>
+            <w:pPr>
+              <w:pStyle w:val="Compact"/>
+              <w:jc w:val="right"/>
+            </w:pPr>
+            <w:r>
+              <w:t xml:space="preserve">−31% outside band</w:t>
+            </w:r>
+          </w:p>
+        </w:tc>
+        <w:tc>
+          <w:tcPr/>
+          <w:p>
+            <w:pPr>
+              <w:pStyle w:val="Compact"/>
+              <w:jc w:val="right"/>
+            </w:pPr>
+            <w:r>
+              <w:t xml:space="preserve">—</w:t>
+            </w:r>
+          </w:p>
+        </w:tc>
+        <w:tc>
+          <w:tcPr/>
+          <w:p>
+            <w:pPr>
+              <w:pStyle w:val="Compact"/>
+              <w:jc w:val="right"/>
+            </w:pPr>
+            <w:r>
+              <w:t xml:space="preserve">—</w:t>
+            </w:r>
+          </w:p>
+        </w:tc>
+      </w:tr>
+      <w:tr>
+        <w:tc>
+          <w:tcPr/>
+          <w:p>
+            <w:pPr>
+              <w:pStyle w:val="Compact"/>
+            </w:pPr>
+            <w:r>
+              <w:t xml:space="preserve">Stagnation time (ns)</w:t>
+            </w:r>
+          </w:p>
+        </w:tc>
+        <w:tc>
+          <w:tcPr/>
+          <w:p>
+            <w:pPr>
+              <w:pStyle w:val="Compact"/>
+              <w:jc w:val="right"/>
+            </w:pPr>
+            <w:r>
+              <w:t xml:space="preserve">16.81</w:t>
+            </w:r>
+          </w:p>
+        </w:tc>
+        <w:tc>
+          <w:tcPr/>
+          <w:p>
+            <w:pPr>
+              <w:pStyle w:val="Compact"/>
+              <w:jc w:val="right"/>
+            </w:pPr>
+            <w:r>
+              <w:t xml:space="preserve">15.47</w:t>
+            </w:r>
+          </w:p>
+        </w:tc>
+        <w:tc>
+          <w:tcPr/>
+          <w:p>
+            <w:pPr>
+              <w:pStyle w:val="Compact"/>
+              <w:jc w:val="right"/>
+            </w:pPr>
+            <w:r>
+              <w:t xml:space="preserve">+9%</w:t>
+            </w:r>
+          </w:p>
+        </w:tc>
+        <w:tc>
+          <w:tcPr/>
+          <w:p>
+            <w:pPr>
+              <w:pStyle w:val="Compact"/>
+              <w:jc w:val="right"/>
+            </w:pPr>
+            <w:r>
+              <w:t xml:space="preserve">—</w:t>
+            </w:r>
+          </w:p>
+        </w:tc>
+      </w:tr>
+    </w:tbl>
+    <w:p>
+      <w:pPr>
+        <w:pStyle w:val="BodyText"/>
+      </w:pPr>
       <w:r>
         <w:rPr>
           <w:b/>
           <w:bCs/>
         </w:rPr>
-        <w:t xml:space="preserve">aggregation order</w:t>
-      </w:r>
-      <w:r>
-        <w:t xml:space="preserve"> </w:t>
-      </w:r>
-      <w:r>
-        <w:t xml:space="preserve">of the min-over-shell calculation:</w:t>
-      </w:r>
-    </w:p>
-    <w:p>
-      <w:pPr>
-        <w:pStyle w:val="Compact"/>
+        <w:t xml:space="preserve">Two distinct observations:</w:t>
+      </w:r>
+    </w:p>
+    <w:p>
+      <w:pPr>
         <w:numPr>
           <w:ilvl w:val="0"/>
           <w:numId w:val="1005"/>
@@ -7072,69 +7938,46 @@
           <w:b/>
           <w:bCs/>
         </w:rPr>
-        <w:t xml:space="preserve">RHINO’s pattern</w:t>
-      </w:r>
-      <w:r>
-        <w:t xml:space="preserve">:</w:t>
-      </w:r>
-      <w:r>
+        <w:t xml:space="preserve">On yield, velocity, breakout, t_cr15, and shell geometry, both postprocessors read the</w:t>
+      </w:r>
+      <w:r>
+        <w:rPr>
+          <w:b/>
+          <w:bCs/>
+        </w:rPr>
         <w:t xml:space="preserve"> </w:t>
       </w:r>
       <w:r>
         <w:rPr>
           <w:rStyle w:val="VerbatimChar"/>
-        </w:rPr>
-        <w:t xml:space="preserve">min_shell_adiabat</w:t>
-      </w:r>
-      <w:r>
-        <w:t xml:space="preserve"> </w:t>
-      </w:r>
-      <w:r>
-        <w:t xml:space="preserve">computed at every discrete timestep individually (</w:t>
-      </w:r>
-      <w:r>
-        <w:rPr>
-          <w:rStyle w:val="VerbatimChar"/>
-        </w:rPr>
-        <w:t xml:space="preserve">adiabat.min_between(shell_inner, shell_outer)</w:t>
-      </w:r>
-      <w:r>
-        <w:t xml:space="preserve"> </w:t>
-      </w:r>
-      <w:r>
-        <w:t xml:space="preserve">returns a time series); then</w:t>
-      </w:r>
-      <w:r>
-        <w:t xml:space="preserve"> </w:t>
-      </w:r>
-      <w:r>
-        <w:rPr>
-          <w:rStyle w:val="VerbatimChar"/>
-        </w:rPr>
-        <w:t xml:space="preserve">at_time(t_cr15)</w:t>
-      </w:r>
-      <w:r>
-        <w:t xml:space="preserve"> </w:t>
-      </w:r>
-      <w:r>
-        <w:t xml:space="preserve">linearly interpolates that time series at the interpolated</w:t>
-      </w:r>
-      <w:r>
-        <w:t xml:space="preserve"> </w:t>
-      </w:r>
-      <w:r>
-        <w:rPr>
-          <w:rStyle w:val="VerbatimChar"/>
-        </w:rPr>
-        <w:t xml:space="preserve">t_cr15</w:t>
-      </w:r>
-      <w:r>
-        <w:t xml:space="preserve">.</w:t>
-      </w:r>
-    </w:p>
-    <w:p>
-      <w:pPr>
-        <w:pStyle w:val="Compact"/>
+          <w:b/>
+          <w:bCs/>
+        </w:rPr>
+        <w:t xml:space="preserve">.exo</w:t>
+      </w:r>
+      <w:r>
+        <w:rPr>
+          <w:b/>
+          <w:bCs/>
+        </w:rPr>
+        <w:t xml:space="preserve"> </w:t>
+      </w:r>
+      <w:r>
+        <w:rPr>
+          <w:b/>
+          <w:bCs/>
+        </w:rPr>
+        <w:t xml:space="preserve">identically.</w:t>
+      </w:r>
+      <w:r>
+        <w:t xml:space="preserve"> </w:t>
+      </w:r>
+      <w:r>
+        <w:t xml:space="preserve">The agreement is exact or to within rounding. We are reading the same simulation; there is no underlying data-interpretation difference.</w:t>
+      </w:r>
+    </w:p>
+    <w:p>
+      <w:pPr>
         <w:numPr>
           <w:ilvl w:val="0"/>
           <w:numId w:val="1005"/>
@@ -7145,87 +7988,32 @@
           <w:b/>
           <w:bCs/>
         </w:rPr>
-        <w:t xml:space="preserve">Our pattern</w:t>
-      </w:r>
-      <w:r>
-        <w:t xml:space="preserve">: pick the discrete timestep nearest</w:t>
-      </w:r>
-      <w:r>
-        <w:t xml:space="preserve"> </w:t>
-      </w:r>
-      <w:r>
-        <w:rPr>
-          <w:rStyle w:val="VerbatimChar"/>
-        </w:rPr>
-        <w:t xml:space="preserve">t_cr15</w:t>
-      </w:r>
-      <w:r>
-        <w:t xml:space="preserve">, then compute the shell at that single snapshot and take the min over zones in it.</w:t>
-      </w:r>
-    </w:p>
-    <w:p>
-      <w:pPr>
-        <w:pStyle w:val="FirstParagraph"/>
-      </w:pPr>
-      <w:r>
-        <w:t xml:space="preserve">RHINO’s per-timestep min can catch transiently colder zones between snapshots that our single-snapshot approach misses. Closing this fully would require porting RHINO’s</w:t>
-      </w:r>
-      <w:r>
-        <w:t xml:space="preserve"> </w:t>
-      </w:r>
-      <w:r>
-        <w:rPr>
-          <w:rStyle w:val="VerbatimChar"/>
-        </w:rPr>
-        <w:t xml:space="preserve">ImplosionVariable.at_time</w:t>
-      </w:r>
-      <w:r>
-        <w:t xml:space="preserve"> </w:t>
-      </w:r>
-      <w:r>
-        <w:t xml:space="preserve">time-interpolation pattern. Not pursued because the Thomas reference comparison (±7%) is the operationally meaningful calibration check, and the picket-vs-baseline trend (+14% lift) is signed correctly and consistent regardless of aggregation order.</w:t>
-      </w:r>
-    </w:p>
-    <w:p>
-      <w:pPr>
-        <w:pStyle w:val="BodyText"/>
-      </w:pPr>
+        <w:t xml:space="preserve">On</w:t>
+      </w:r>
       <w:r>
         <w:rPr>
           <w:b/>
           <w:bCs/>
         </w:rPr>
-        <w:t xml:space="preserve">Documented systematic offset</w:t>
-      </w:r>
-      <w:r>
-        <w:t xml:space="preserve">:</w:t>
-      </w:r>
-      <w:r>
         <w:t xml:space="preserve"> </w:t>
       </w:r>
       <w:r>
         <w:rPr>
           <w:rStyle w:val="VerbatimChar"/>
-        </w:rPr>
-        <w:t xml:space="preserve">data.adiabat_min_rhino</w:t>
-      </w:r>
-      <w:r>
-        <w:t xml:space="preserve"> </w:t>
-      </w:r>
-      <w:r>
-        <w:t xml:space="preserve">reads ~30–40% higher than RHINO native on the same</w:t>
-      </w:r>
-      <w:r>
-        <w:t xml:space="preserve"> </w:t>
-      </w:r>
-      <w:r>
-        <w:rPr>
-          <w:rStyle w:val="VerbatimChar"/>
-        </w:rPr>
-        <w:t xml:space="preserve">.exo</w:t>
-      </w:r>
-      <w:r>
-        <w:t xml:space="preserve">. Use as:</w:t>
+          <w:b/>
+          <w:bCs/>
+        </w:rPr>
+        <w:t xml:space="preserve">min_shell_adiabat</w:t>
+      </w:r>
+      <w:r>
+        <w:rPr>
+          <w:b/>
+          <w:bCs/>
+        </w:rPr>
+        <w:t xml:space="preserve">, the +36% gap is purely a postprocess aggregation-order difference</w:t>
+      </w:r>
+      <w:r>
+        <w:t xml:space="preserve">, not a simulation or data-reading difference:</w:t>
       </w:r>
     </w:p>
     <w:p>
@@ -7237,7 +8025,59 @@
         </w:numPr>
       </w:pPr>
       <w:r>
-        <w:t xml:space="preserve">Direct value for Thomas / publication comparison.</w:t>
+        <w:rPr>
+          <w:b/>
+          <w:bCs/>
+        </w:rPr>
+        <w:t xml:space="preserve">RHINO’s pattern</w:t>
+      </w:r>
+      <w:r>
+        <w:t xml:space="preserve">:</w:t>
+      </w:r>
+      <w:r>
+        <w:t xml:space="preserve"> </w:t>
+      </w:r>
+      <w:r>
+        <w:rPr>
+          <w:rStyle w:val="VerbatimChar"/>
+        </w:rPr>
+        <w:t xml:space="preserve">adiabat.min_between(shell_inner, shell_outer)</w:t>
+      </w:r>
+      <w:r>
+        <w:t xml:space="preserve"> </w:t>
+      </w:r>
+      <w:r>
+        <w:t xml:space="preserve">computed at every discrete timestep individually → produces an</w:t>
+      </w:r>
+      <w:r>
+        <w:t xml:space="preserve"> </w:t>
+      </w:r>
+      <w:r>
+        <w:rPr>
+          <w:rStyle w:val="VerbatimChar"/>
+        </w:rPr>
+        <w:t xml:space="preserve">ImplosionVariable</w:t>
+      </w:r>
+      <w:r>
+        <w:t xml:space="preserve"> </w:t>
+      </w:r>
+      <w:r>
+        <w:t xml:space="preserve">time series of min-over-shell-zones; then</w:t>
+      </w:r>
+      <w:r>
+        <w:t xml:space="preserve"> </w:t>
+      </w:r>
+      <w:r>
+        <w:rPr>
+          <w:rStyle w:val="VerbatimChar"/>
+        </w:rPr>
+        <w:t xml:space="preserve">at_time(t_cr15)</w:t>
+      </w:r>
+      <w:r>
+        <w:t xml:space="preserve"> </w:t>
+      </w:r>
+      <w:r>
+        <w:t xml:space="preserve">linearly interpolates that series.</w:t>
       </w:r>
     </w:p>
     <w:p>
@@ -7249,7 +8089,123 @@
         </w:numPr>
       </w:pPr>
       <w:r>
-        <w:t xml:space="preserve">Subtract ~30–40% for direct RHINO-native comparison.</w:t>
+        <w:rPr>
+          <w:b/>
+          <w:bCs/>
+        </w:rPr>
+        <w:t xml:space="preserve">Our pipeline’s pattern</w:t>
+      </w:r>
+      <w:r>
+        <w:t xml:space="preserve">: pick the discrete timestep nearest</w:t>
+      </w:r>
+      <w:r>
+        <w:t xml:space="preserve"> </w:t>
+      </w:r>
+      <w:r>
+        <w:rPr>
+          <w:rStyle w:val="VerbatimChar"/>
+        </w:rPr>
+        <w:t xml:space="preserve">t_cr15</w:t>
+      </w:r>
+      <w:r>
+        <w:t xml:space="preserve">; compute the shell at that single snapshot; take min over zones in it once.</w:t>
+      </w:r>
+    </w:p>
+    <w:p>
+      <w:pPr>
+        <w:pStyle w:val="FirstParagraph"/>
+      </w:pPr>
+      <w:r>
+        <w:t xml:space="preserve">RHINO’s per-timestep min can catch transiently colder zones between snapshots that our single-snapshot approach misses. Closing this fully would require porting RHINO’s</w:t>
+      </w:r>
+      <w:r>
+        <w:t xml:space="preserve"> </w:t>
+      </w:r>
+      <w:r>
+        <w:rPr>
+          <w:rStyle w:val="VerbatimChar"/>
+        </w:rPr>
+        <w:t xml:space="preserve">ImplosionVariable.at_time</w:t>
+      </w:r>
+      <w:r>
+        <w:t xml:space="preserve"> </w:t>
+      </w:r>
+      <w:r>
+        <w:t xml:space="preserve">time-interpolation pattern. Not pursued because the Thomas reference comparison (±7%) is the operationally meaningful calibration check, and the picket-vs-baseline trend (+14% lift) is signed correctly and consistent regardless of aggregation order.</w:t>
+      </w:r>
+    </w:p>
+    <w:p>
+      <w:pPr>
+        <w:pStyle w:val="BodyText"/>
+      </w:pPr>
+      <w:r>
+        <w:t xml:space="preserve">Notably, on this particular</w:t>
+      </w:r>
+      <w:r>
+        <w:t xml:space="preserve"> </w:t>
+      </w:r>
+      <w:r>
+        <w:rPr>
+          <w:rStyle w:val="VerbatimChar"/>
+        </w:rPr>
+        <w:t xml:space="preserve">.exo</w:t>
+      </w:r>
+      <w:r>
+        <w:t xml:space="preserve"> </w:t>
+      </w:r>
+      <w:r>
+        <w:t xml:space="preserve">(</w:t>
+      </w:r>
+      <w:r>
+        <w:rPr>
+          <w:rStyle w:val="VerbatimChar"/>
+        </w:rPr>
+        <w:t xml:space="preserve">baseline</w:t>
+      </w:r>
+      <w:r>
+        <w:t xml:space="preserve">, fallback EOS), our pipeline lands closer to Thomas’s 6.0 (−6%) than RHINO native does (−31%). Whether this is meaningful or coincidental — and whether Thomas’s reported α is itself computed using per-timestep aggregation or single-snapshot — is unclear without examining the Thomas paper’s postprocess methodology in detail.</w:t>
+      </w:r>
+    </w:p>
+    <w:p>
+      <w:pPr>
+        <w:pStyle w:val="BodyText"/>
+      </w:pPr>
+      <w:r>
+        <w:rPr>
+          <w:b/>
+          <w:bCs/>
+        </w:rPr>
+        <w:t xml:space="preserve">Documented systematic offset</w:t>
+      </w:r>
+      <w:r>
+        <w:t xml:space="preserve">:</w:t>
+      </w:r>
+      <w:r>
+        <w:t xml:space="preserve"> </w:t>
+      </w:r>
+      <w:r>
+        <w:rPr>
+          <w:rStyle w:val="VerbatimChar"/>
+        </w:rPr>
+        <w:t xml:space="preserve">data.adiabat_min_rhino</w:t>
+      </w:r>
+      <w:r>
+        <w:t xml:space="preserve"> </w:t>
+      </w:r>
+      <w:r>
+        <w:t xml:space="preserve">reads ~30–40% higher than RHINO native on the same</w:t>
+      </w:r>
+      <w:r>
+        <w:t xml:space="preserve"> </w:t>
+      </w:r>
+      <w:r>
+        <w:rPr>
+          <w:rStyle w:val="VerbatimChar"/>
+        </w:rPr>
+        <w:t xml:space="preserve">.exo</w:t>
+      </w:r>
+      <w:r>
+        <w:t xml:space="preserve">. Use as:</w:t>
       </w:r>
     </w:p>
     <w:p>
@@ -7257,11 +8213,35 @@
         <w:pStyle w:val="Compact"/>
         <w:numPr>
           <w:ilvl w:val="0"/>
-          <w:numId w:val="1006"/>
+          <w:numId w:val="1007"/>
         </w:numPr>
       </w:pPr>
       <w:r>
-        <w:t xml:space="preserve">Trend direction + ratios for picket-shaping diagnostics.</w:t>
+        <w:t xml:space="preserve">Direct value for Thomas / publication comparison (matches to ±7% across all four WT_cthomas configurations).</w:t>
+      </w:r>
+    </w:p>
+    <w:p>
+      <w:pPr>
+        <w:pStyle w:val="Compact"/>
+        <w:numPr>
+          <w:ilvl w:val="0"/>
+          <w:numId w:val="1007"/>
+        </w:numPr>
+      </w:pPr>
+      <w:r>
+        <w:t xml:space="preserve">Subtract ~30–40% for direct RHINO-native comparison (e.g. against Will’s published RHINO postprocess outputs).</w:t>
+      </w:r>
+    </w:p>
+    <w:p>
+      <w:pPr>
+        <w:pStyle w:val="Compact"/>
+        <w:numPr>
+          <w:ilvl w:val="0"/>
+          <w:numId w:val="1007"/>
+        </w:numPr>
+      </w:pPr>
+      <w:r>
+        <w:t xml:space="preserve">Trend direction + ratios for picket-shaping diagnostics (picket effect = +14% Helios pipeline; same direction in RHINO native if recomputed there).</w:t>
       </w:r>
     </w:p>
     <w:p>
@@ -7768,7 +8748,7 @@
         <w:pStyle w:val="Compact"/>
         <w:numPr>
           <w:ilvl w:val="0"/>
-          <w:numId w:val="1007"/>
+          <w:numId w:val="1008"/>
         </w:numPr>
       </w:pPr>
       <w:r>
@@ -7780,72 +8760,6 @@
       </w:r>
       <w:r>
         <w:t xml:space="preserve">: dominant lever. Establish first. Without this, no calibration approach matches Thomas.</w:t>
-      </w:r>
-    </w:p>
-    <w:p>
-      <w:pPr>
-        <w:pStyle w:val="Compact"/>
-        <w:numPr>
-          <w:ilvl w:val="0"/>
-          <w:numId w:val="1007"/>
-        </w:numPr>
-      </w:pPr>
-      <w:r>
-        <w:rPr>
-          <w:b/>
-          <w:bCs/>
-        </w:rPr>
-        <w:t xml:space="preserve">CD ablator EOS path resolution</w:t>
-      </w:r>
-      <w:r>
-        <w:t xml:space="preserve">: essential bookkeeping. Always grep WT-derived RHWs for unresolved</w:t>
-      </w:r>
-      <w:r>
-        <w:t xml:space="preserve"> </w:t>
-      </w:r>
-      <w:r>
-        <w:rPr>
-          <w:rStyle w:val="VerbatimChar"/>
-        </w:rPr>
-        <w:t xml:space="preserve">.prp</w:t>
-      </w:r>
-      <w:r>
-        <w:t xml:space="preserve"> </w:t>
-      </w:r>
-      <w:r>
-        <w:t xml:space="preserve">paths before quoting yield. ±50% yield with no kinematic signature.</w:t>
-      </w:r>
-    </w:p>
-    <w:p>
-      <w:pPr>
-        <w:pStyle w:val="Compact"/>
-        <w:numPr>
-          <w:ilvl w:val="0"/>
-          <w:numId w:val="1007"/>
-        </w:numPr>
-      </w:pPr>
-      <w:r>
-        <w:rPr>
-          <w:b/>
-          <w:bCs/>
-        </w:rPr>
-        <w:t xml:space="preserve">Flux limiter</w:t>
-      </w:r>
-      <w:r>
-        <w:t xml:space="preserve"> </w:t>
-      </w:r>
-      <w:r>
-        <w:t xml:space="preserve">(0.012 vs 0.015): fine-tuning lever once picket is in place. ±4% yield within the picket-dominant regime; regime-determining without the picket.</w:t>
-      </w:r>
-    </w:p>
-    <w:bookmarkEnd w:id="33"/>
-    <w:bookmarkStart w:id="34" w:name="recommendations-for-xcimer-energy"/>
-    <w:p>
-      <w:pPr>
-        <w:pStyle w:val="Heading3"/>
-      </w:pPr>
-      <w:r>
-        <w:t xml:space="preserve">7.3 Recommendations for Xcimer Energy</w:t>
       </w:r>
     </w:p>
     <w:p>
@@ -7861,10 +8775,25 @@
           <w:b/>
           <w:bCs/>
         </w:rPr>
-        <w:t xml:space="preserve">For HDD calibration of new designs</w:t>
-      </w:r>
-      <w:r>
-        <w:t xml:space="preserve">: follow the picket-first recipe. Verify the 2-shock train (foot + ramp in the shock-trajectory output) appears as designed before chasing other lever changes.</w:t>
+        <w:t xml:space="preserve">CD ablator EOS path resolution</w:t>
+      </w:r>
+      <w:r>
+        <w:t xml:space="preserve">: essential bookkeeping. Always grep WT-derived RHWs for unresolved</w:t>
+      </w:r>
+      <w:r>
+        <w:t xml:space="preserve"> </w:t>
+      </w:r>
+      <w:r>
+        <w:rPr>
+          <w:rStyle w:val="VerbatimChar"/>
+        </w:rPr>
+        <w:t xml:space="preserve">.prp</w:t>
+      </w:r>
+      <w:r>
+        <w:t xml:space="preserve"> </w:t>
+      </w:r>
+      <w:r>
+        <w:t xml:space="preserve">paths before quoting yield. ±50% yield with no kinematic signature.</w:t>
       </w:r>
     </w:p>
     <w:p>
@@ -7880,85 +8809,23 @@
           <w:b/>
           <w:bCs/>
         </w:rPr>
-        <w:t xml:space="preserve">For RHINO cross-validation</w:t>
-      </w:r>
-      <w:r>
-        <w:t xml:space="preserve">: use our</w:t>
-      </w:r>
-      <w:r>
-        <w:t xml:space="preserve"> </w:t>
-      </w:r>
-      <w:r>
-        <w:rPr>
-          <w:rStyle w:val="VerbatimChar"/>
-        </w:rPr>
-        <w:t xml:space="preserve">data.implosion_velocity_rhino_kms</w:t>
-      </w:r>
-      <w:r>
-        <w:t xml:space="preserve"> </w:t>
-      </w:r>
-      <w:r>
-        <w:t xml:space="preserve">(within 2% of RHINO native) directly; for</w:t>
-      </w:r>
-      <w:r>
-        <w:t xml:space="preserve"> </w:t>
-      </w:r>
-      <w:r>
-        <w:rPr>
-          <w:rStyle w:val="VerbatimChar"/>
-        </w:rPr>
-        <w:t xml:space="preserve">data.adiabat_min_rhino</w:t>
-      </w:r>
-      <w:r>
-        <w:t xml:space="preserve">, use directly for Thomas comparison or subtract ~30–40% for RHINO-native comparison.</w:t>
-      </w:r>
-    </w:p>
-    <w:p>
-      <w:pPr>
-        <w:pStyle w:val="Compact"/>
-        <w:numPr>
-          <w:ilvl w:val="0"/>
-          <w:numId w:val="1008"/>
-        </w:numPr>
-      </w:pPr>
-      <w:r>
-        <w:rPr>
-          <w:b/>
-          <w:bCs/>
-        </w:rPr>
-        <w:t xml:space="preserve">For cross-machine consistency</w:t>
-      </w:r>
-      <w:r>
-        <w:t xml:space="preserve">: always remap EOS table paths to local-resolved forms before running on a new machine. The silent-fallback behavior makes EOS-state debugging difficult; treating EOS-path resolution as a mandatory pre-flight check is essential.</w:t>
-      </w:r>
-    </w:p>
-    <w:p>
-      <w:pPr>
-        <w:pStyle w:val="Compact"/>
-        <w:numPr>
-          <w:ilvl w:val="0"/>
-          <w:numId w:val="1008"/>
-        </w:numPr>
-      </w:pPr>
-      <w:r>
-        <w:rPr>
-          <w:b/>
-          <w:bCs/>
-        </w:rPr>
-        <w:t xml:space="preserve">For interpreting persistent 1D residuals</w:t>
-      </w:r>
-      <w:r>
-        <w:t xml:space="preserve">: the imploded-mass deficit, hot-spot T overshoot, and absorbed-fraction shortfall are structural 1D limitations, not calibration deficits to close inside Helios.</w:t>
-      </w:r>
-    </w:p>
-    <w:bookmarkEnd w:id="34"/>
-    <w:bookmarkStart w:id="35" w:name="open-items-deferred"/>
+        <w:t xml:space="preserve">Flux limiter</w:t>
+      </w:r>
+      <w:r>
+        <w:t xml:space="preserve"> </w:t>
+      </w:r>
+      <w:r>
+        <w:t xml:space="preserve">(0.012 vs 0.015): fine-tuning lever once picket is in place. ±4% yield within the picket-dominant regime; regime-determining without the picket.</w:t>
+      </w:r>
+    </w:p>
+    <w:bookmarkEnd w:id="33"/>
+    <w:bookmarkStart w:id="34" w:name="recommendations-for-xcimer-energy"/>
     <w:p>
       <w:pPr>
         <w:pStyle w:val="Heading3"/>
       </w:pPr>
       <w:r>
-        <w:t xml:space="preserve">7.4 Open items deferred</w:t>
+        <w:t xml:space="preserve">7.3 Recommendations for Xcimer Energy</w:t>
       </w:r>
     </w:p>
     <w:p>
@@ -7970,7 +8837,14 @@
         </w:numPr>
       </w:pPr>
       <w:r>
-        <w:t xml:space="preserve">Port RHINO’s per-timestep min-shell-adiabat time-interpolation to close the +36% RHINO-native systematic (~1 hour; improves cross-tool comparability without changing Thomas conclusions).</w:t>
+        <w:rPr>
+          <w:b/>
+          <w:bCs/>
+        </w:rPr>
+        <w:t xml:space="preserve">For HDD calibration of new designs</w:t>
+      </w:r>
+      <w:r>
+        <w:t xml:space="preserve">: follow the picket-first recipe. Verify the 2-shock train (foot + ramp in the shock-trajectory output) appears as designed before chasing other lever changes.</w:t>
       </w:r>
     </w:p>
     <w:p>
@@ -7982,7 +8856,14 @@
         </w:numPr>
       </w:pPr>
       <w:r>
-        <w:t xml:space="preserve">Investigate RHINO</w:t>
+        <w:rPr>
+          <w:b/>
+          <w:bCs/>
+        </w:rPr>
+        <w:t xml:space="preserve">For RHINO cross-validation</w:t>
+      </w:r>
+      <w:r>
+        <w:t xml:space="preserve">: use our</w:t>
       </w:r>
       <w:r>
         <w:t xml:space="preserve"> </w:t>
@@ -7991,13 +8872,25 @@
         <w:rPr>
           <w:rStyle w:val="VerbatimChar"/>
         </w:rPr>
-        <w:t xml:space="preserve">stagnation_time</w:t>
-      </w:r>
-      <w:r>
-        <w:t xml:space="preserve"> </w:t>
-      </w:r>
-      <w:r>
-        <w:t xml:space="preserve">definition (RHINO reports 15.47 ns on baseline, ours 16.81 ns).</w:t>
+        <w:t xml:space="preserve">data.implosion_velocity_rhino_kms</w:t>
+      </w:r>
+      <w:r>
+        <w:t xml:space="preserve"> </w:t>
+      </w:r>
+      <w:r>
+        <w:t xml:space="preserve">(within 2% of RHINO native) directly; for</w:t>
+      </w:r>
+      <w:r>
+        <w:t xml:space="preserve"> </w:t>
+      </w:r>
+      <w:r>
+        <w:rPr>
+          <w:rStyle w:val="VerbatimChar"/>
+        </w:rPr>
+        <w:t xml:space="preserve">data.adiabat_min_rhino</w:t>
+      </w:r>
+      <w:r>
+        <w:t xml:space="preserve">, use directly for Thomas comparison or subtract ~30–40% for RHINO-native comparison.</w:t>
       </w:r>
     </w:p>
     <w:p>
@@ -8009,25 +8902,43 @@
         </w:numPr>
       </w:pPr>
       <w:r>
-        <w:t xml:space="preserve">Apply the proper-degenerate-electron-gas Fermi pressure formula (used in RHINO α_min) more broadly to the existing Lindl-convention adiabat methods, to see how it shifts the historical PDD calibration numbers.</w:t>
-      </w:r>
-    </w:p>
-    <w:p>
-      <w:r>
-        <w:pict>
-          <v:rect style="width:0;height:1.5pt" o:hralign="center" o:hrstd="t" o:hr="t"/>
-        </w:pict>
-      </w:r>
-    </w:p>
-    <w:bookmarkEnd w:id="35"/>
-    <w:bookmarkEnd w:id="36"/>
-    <w:bookmarkStart w:id="37" w:name="appendix-documentation-cross-references"/>
-    <w:p>
-      <w:pPr>
-        <w:pStyle w:val="Heading2"/>
-      </w:pPr>
-      <w:r>
-        <w:t xml:space="preserve">Appendix: Documentation Cross-References</w:t>
+        <w:rPr>
+          <w:b/>
+          <w:bCs/>
+        </w:rPr>
+        <w:t xml:space="preserve">For cross-machine consistency</w:t>
+      </w:r>
+      <w:r>
+        <w:t xml:space="preserve">: always remap EOS table paths to local-resolved forms before running on a new machine. The silent-fallback behavior makes EOS-state debugging difficult; treating EOS-path resolution as a mandatory pre-flight check is essential.</w:t>
+      </w:r>
+    </w:p>
+    <w:p>
+      <w:pPr>
+        <w:pStyle w:val="Compact"/>
+        <w:numPr>
+          <w:ilvl w:val="0"/>
+          <w:numId w:val="1009"/>
+        </w:numPr>
+      </w:pPr>
+      <w:r>
+        <w:rPr>
+          <w:b/>
+          <w:bCs/>
+        </w:rPr>
+        <w:t xml:space="preserve">For interpreting persistent 1D residuals</w:t>
+      </w:r>
+      <w:r>
+        <w:t xml:space="preserve">: the imploded-mass deficit, hot-spot T overshoot, and absorbed-fraction shortfall are structural 1D limitations, not calibration deficits to close inside Helios.</w:t>
+      </w:r>
+    </w:p>
+    <w:bookmarkEnd w:id="34"/>
+    <w:bookmarkStart w:id="35" w:name="open-items-deferred"/>
+    <w:p>
+      <w:pPr>
+        <w:pStyle w:val="Heading3"/>
+      </w:pPr>
+      <w:r>
+        <w:t xml:space="preserve">7.4 Open items deferred</w:t>
       </w:r>
     </w:p>
     <w:p>
@@ -8039,29 +8950,7 @@
         </w:numPr>
       </w:pPr>
       <w:r>
-        <w:rPr>
-          <w:b/>
-          <w:bCs/>
-        </w:rPr>
-        <w:t xml:space="preserve">Detailed investigation log</w:t>
-      </w:r>
-      <w:r>
-        <w:t xml:space="preserve">:</w:t>
-      </w:r>
-      <w:r>
-        <w:t xml:space="preserve"> </w:t>
-      </w:r>
-      <w:r>
-        <w:rPr>
-          <w:rStyle w:val="VerbatimChar"/>
-        </w:rPr>
-        <w:t xml:space="preserve">notes/wt_cthomas_hdd_investigation.md</w:t>
-      </w:r>
-      <w:r>
-        <w:t xml:space="preserve"> </w:t>
-      </w:r>
-      <w:r>
-        <w:t xml:space="preserve">— chronological narrative, all four runs, raw diagnostic outputs, retired hypotheses.</w:t>
+        <w:t xml:space="preserve">Port RHINO’s per-timestep min-shell-adiabat time-interpolation to close the +36% RHINO-native systematic (~1 hour; improves cross-tool comparability without changing Thomas conclusions).</w:t>
       </w:r>
     </w:p>
     <w:p>
@@ -8073,14 +8962,7 @@
         </w:numPr>
       </w:pPr>
       <w:r>
-        <w:rPr>
-          <w:b/>
-          <w:bCs/>
-        </w:rPr>
-        <w:t xml:space="preserve">Project guide</w:t>
-      </w:r>
-      <w:r>
-        <w:t xml:space="preserve">:</w:t>
+        <w:t xml:space="preserve">Investigate RHINO</w:t>
       </w:r>
       <w:r>
         <w:t xml:space="preserve"> </w:t>
@@ -8089,13 +8971,13 @@
         <w:rPr>
           <w:rStyle w:val="VerbatimChar"/>
         </w:rPr>
-        <w:t xml:space="preserve">CLAUDE.md</w:t>
-      </w:r>
-      <w:r>
-        <w:t xml:space="preserve"> </w:t>
-      </w:r>
-      <w:r>
-        <w:t xml:space="preserve">June 2 2026 Session Update appendix — full RHINO native cross-check details, breakout-time/t_cr15 matching tables, retracted earlier diagnoses.</w:t>
+        <w:t xml:space="preserve">stagnation_time</w:t>
+      </w:r>
+      <w:r>
+        <w:t xml:space="preserve"> </w:t>
+      </w:r>
+      <w:r>
+        <w:t xml:space="preserve">definition (RHINO reports 15.47 ns on baseline, ours 16.81 ns).</w:t>
       </w:r>
     </w:p>
     <w:p>
@@ -8107,29 +8989,25 @@
         </w:numPr>
       </w:pPr>
       <w:r>
-        <w:rPr>
-          <w:b/>
-          <w:bCs/>
-        </w:rPr>
-        <w:t xml:space="preserve">Cross-session memory</w:t>
-      </w:r>
-      <w:r>
-        <w:t xml:space="preserve">:</w:t>
-      </w:r>
-      <w:r>
-        <w:t xml:space="preserve"> </w:t>
-      </w:r>
-      <w:r>
-        <w:rPr>
-          <w:rStyle w:val="VerbatimChar"/>
-        </w:rPr>
-        <w:t xml:space="preserve">~/.claude/projects/-Users-mehlhorn/memory/wt_cthomas_hdd_calibration.md</w:t>
-      </w:r>
-      <w:r>
-        <w:t xml:space="preserve"> </w:t>
-      </w:r>
-      <w:r>
-        <w:t xml:space="preserve">— quick-reference state for Claude continuity.</w:t>
+        <w:t xml:space="preserve">Apply the proper-degenerate-electron-gas Fermi pressure formula (used in RHINO α_min) more broadly to the existing Lindl-convention adiabat methods, to see how it shifts the historical PDD calibration numbers.</w:t>
+      </w:r>
+    </w:p>
+    <w:p>
+      <w:r>
+        <w:pict>
+          <v:rect style="width:0;height:1.5pt" o:hralign="center" o:hrstd="t" o:hr="t"/>
+        </w:pict>
+      </w:r>
+    </w:p>
+    <w:bookmarkEnd w:id="35"/>
+    <w:bookmarkEnd w:id="36"/>
+    <w:bookmarkStart w:id="37" w:name="appendix-documentation-cross-references"/>
+    <w:p>
+      <w:pPr>
+        <w:pStyle w:val="Heading2"/>
+      </w:pPr>
+      <w:r>
+        <w:t xml:space="preserve">Appendix: Documentation Cross-References</w:t>
       </w:r>
     </w:p>
     <w:p>
@@ -8137,7 +9015,7 @@
         <w:pStyle w:val="Compact"/>
         <w:numPr>
           <w:ilvl w:val="0"/>
-          <w:numId w:val="1010"/>
+          <w:numId w:val="1011"/>
         </w:numPr>
       </w:pPr>
       <w:r>
@@ -8145,7 +9023,7 @@
           <w:b/>
           <w:bCs/>
         </w:rPr>
-        <w:t xml:space="preserve">Comparison figure</w:t>
+        <w:t xml:space="preserve">Detailed investigation log</w:t>
       </w:r>
       <w:r>
         <w:t xml:space="preserve">:</w:t>
@@ -8157,13 +9035,13 @@
         <w:rPr>
           <w:rStyle w:val="VerbatimChar"/>
         </w:rPr>
-        <w:t xml:space="preserve">comparisons/hdd_design_comparison.png</w:t>
-      </w:r>
-      <w:r>
-        <w:t xml:space="preserve"> </w:t>
-      </w:r>
-      <w:r>
-        <w:t xml:space="preserve">— multi-panel comparison of all four runs against Thomas + RHINO references.</w:t>
+        <w:t xml:space="preserve">notes/wt_cthomas_hdd_investigation.md</w:t>
+      </w:r>
+      <w:r>
+        <w:t xml:space="preserve"> </w:t>
+      </w:r>
+      <w:r>
+        <w:t xml:space="preserve">— chronological narrative, all four runs, raw diagnostic outputs, retired hypotheses.</w:t>
       </w:r>
     </w:p>
     <w:p>
@@ -8171,7 +9049,109 @@
         <w:pStyle w:val="Compact"/>
         <w:numPr>
           <w:ilvl w:val="0"/>
-          <w:numId w:val="1010"/>
+          <w:numId w:val="1011"/>
+        </w:numPr>
+      </w:pPr>
+      <w:r>
+        <w:rPr>
+          <w:b/>
+          <w:bCs/>
+        </w:rPr>
+        <w:t xml:space="preserve">Project guide</w:t>
+      </w:r>
+      <w:r>
+        <w:t xml:space="preserve">:</w:t>
+      </w:r>
+      <w:r>
+        <w:t xml:space="preserve"> </w:t>
+      </w:r>
+      <w:r>
+        <w:rPr>
+          <w:rStyle w:val="VerbatimChar"/>
+        </w:rPr>
+        <w:t xml:space="preserve">CLAUDE.md</w:t>
+      </w:r>
+      <w:r>
+        <w:t xml:space="preserve"> </w:t>
+      </w:r>
+      <w:r>
+        <w:t xml:space="preserve">June 2 2026 Session Update appendix — full RHINO native cross-check details, breakout-time/t_cr15 matching tables, retracted earlier diagnoses.</w:t>
+      </w:r>
+    </w:p>
+    <w:p>
+      <w:pPr>
+        <w:pStyle w:val="Compact"/>
+        <w:numPr>
+          <w:ilvl w:val="0"/>
+          <w:numId w:val="1011"/>
+        </w:numPr>
+      </w:pPr>
+      <w:r>
+        <w:rPr>
+          <w:b/>
+          <w:bCs/>
+        </w:rPr>
+        <w:t xml:space="preserve">Cross-session memory</w:t>
+      </w:r>
+      <w:r>
+        <w:t xml:space="preserve">:</w:t>
+      </w:r>
+      <w:r>
+        <w:t xml:space="preserve"> </w:t>
+      </w:r>
+      <w:r>
+        <w:rPr>
+          <w:rStyle w:val="VerbatimChar"/>
+        </w:rPr>
+        <w:t xml:space="preserve">~/.claude/projects/-Users-mehlhorn/memory/wt_cthomas_hdd_calibration.md</w:t>
+      </w:r>
+      <w:r>
+        <w:t xml:space="preserve"> </w:t>
+      </w:r>
+      <w:r>
+        <w:t xml:space="preserve">— quick-reference state for Claude continuity.</w:t>
+      </w:r>
+    </w:p>
+    <w:p>
+      <w:pPr>
+        <w:pStyle w:val="Compact"/>
+        <w:numPr>
+          <w:ilvl w:val="0"/>
+          <w:numId w:val="1011"/>
+        </w:numPr>
+      </w:pPr>
+      <w:r>
+        <w:rPr>
+          <w:b/>
+          <w:bCs/>
+        </w:rPr>
+        <w:t xml:space="preserve">Comparison figure</w:t>
+      </w:r>
+      <w:r>
+        <w:t xml:space="preserve">:</w:t>
+      </w:r>
+      <w:r>
+        <w:t xml:space="preserve"> </w:t>
+      </w:r>
+      <w:r>
+        <w:rPr>
+          <w:rStyle w:val="VerbatimChar"/>
+        </w:rPr>
+        <w:t xml:space="preserve">comparisons/hdd_design_comparison.png</w:t>
+      </w:r>
+      <w:r>
+        <w:t xml:space="preserve"> </w:t>
+      </w:r>
+      <w:r>
+        <w:t xml:space="preserve">— multi-panel comparison of all four runs against Thomas + RHINO references.</w:t>
+      </w:r>
+    </w:p>
+    <w:p>
+      <w:pPr>
+        <w:pStyle w:val="Compact"/>
+        <w:numPr>
+          <w:ilvl w:val="0"/>
+          <w:numId w:val="1011"/>
         </w:numPr>
       </w:pPr>
       <w:r>
@@ -8543,12 +9523,6 @@
     <w:abstractNumId w:val="991"/>
   </w:num>
   <w:num w:numId="1005">
-    <w:abstractNumId w:val="991"/>
-  </w:num>
-  <w:num w:numId="1006">
-    <w:abstractNumId w:val="991"/>
-  </w:num>
-  <w:num w:numId="1007">
     <w:abstractNumId w:val="99411"/>
     <w:lvlOverride w:ilvl="0">
       <w:startOverride w:val="1"/>
@@ -8578,13 +9552,49 @@
       <w:startOverride w:val="1"/>
     </w:lvlOverride>
   </w:num>
+  <w:num w:numId="1006">
+    <w:abstractNumId w:val="991"/>
+  </w:num>
+  <w:num w:numId="1007">
+    <w:abstractNumId w:val="991"/>
+  </w:num>
   <w:num w:numId="1008">
-    <w:abstractNumId w:val="991"/>
+    <w:abstractNumId w:val="99411"/>
+    <w:lvlOverride w:ilvl="0">
+      <w:startOverride w:val="1"/>
+    </w:lvlOverride>
+    <w:lvlOverride w:ilvl="1">
+      <w:startOverride w:val="1"/>
+    </w:lvlOverride>
+    <w:lvlOverride w:ilvl="2">
+      <w:startOverride w:val="1"/>
+    </w:lvlOverride>
+    <w:lvlOverride w:ilvl="3">
+      <w:startOverride w:val="1"/>
+    </w:lvlOverride>
+    <w:lvlOverride w:ilvl="4">
+      <w:startOverride w:val="1"/>
+    </w:lvlOverride>
+    <w:lvlOverride w:ilvl="5">
+      <w:startOverride w:val="1"/>
+    </w:lvlOverride>
+    <w:lvlOverride w:ilvl="6">
+      <w:startOverride w:val="1"/>
+    </w:lvlOverride>
+    <w:lvlOverride w:ilvl="7">
+      <w:startOverride w:val="1"/>
+    </w:lvlOverride>
+    <w:lvlOverride w:ilvl="8">
+      <w:startOverride w:val="1"/>
+    </w:lvlOverride>
   </w:num>
   <w:num w:numId="1009">
     <w:abstractNumId w:val="991"/>
   </w:num>
   <w:num w:numId="1010">
+    <w:abstractNumId w:val="991"/>
+  </w:num>
+  <w:num w:numId="1011">
     <w:abstractNumId w:val="991"/>
   </w:num>
 </w:numbering>

--- a/docs/Xcimer_HDD_calibration_report.docx
+++ b/docs/Xcimer_HDD_calibration_report.docx
@@ -360,7 +360,65 @@
         <w:t xml:space="preserve"> </w:t>
       </w:r>
       <w:r>
-        <w:t xml:space="preserve">confirms our velocity convention matches to within 2%; our adiabat convention matches Thomas reference to ±7% but reads ~36% higher than RHINO native due to a documented aggregation-order systematic (per-timestep time-interpolated min vs single-snapshot min).</w:t>
+        <w:t xml:space="preserve">confirms our velocity convention matches to within 2%; our adiabat convention matches Thomas reference to ±7%. We initially reported a ~+36% systematic vs RHINO native — that has now been</w:t>
+      </w:r>
+      <w:r>
+        <w:t xml:space="preserve"> </w:t>
+      </w:r>
+      <w:r>
+        <w:rPr>
+          <w:b/>
+          <w:bCs/>
+        </w:rPr>
+        <w:t xml:space="preserve">resolved</w:t>
+      </w:r>
+      <w:r>
+        <w:t xml:space="preserve">: it was an electron-density convention difference (RHINO’s</w:t>
+      </w:r>
+      <w:r>
+        <w:t xml:space="preserve"> </w:t>
+      </w:r>
+      <w:r>
+        <w:rPr>
+          <w:rStyle w:val="VerbatimChar"/>
+        </w:rPr>
+        <w:t xml:space="preserve">fully_ionized_dt</w:t>
+      </w:r>
+      <w:r>
+        <w:t xml:space="preserve"> </w:t>
+      </w:r>
+      <w:r>
+        <w:t xml:space="preserve">default assumes Z̄=1; our</w:t>
+      </w:r>
+      <w:r>
+        <w:t xml:space="preserve"> </w:t>
+      </w:r>
+      <w:r>
+        <w:rPr>
+          <w:rStyle w:val="VerbatimChar"/>
+        </w:rPr>
+        <w:t xml:space="preserve">partially_ionized</w:t>
+      </w:r>
+      <w:r>
+        <w:t xml:space="preserve"> </w:t>
+      </w:r>
+      <w:r>
+        <w:t xml:space="preserve">mode uses actual n_e per zone). Adding the</w:t>
+      </w:r>
+      <w:r>
+        <w:t xml:space="preserve"> </w:t>
+      </w:r>
+      <w:r>
+        <w:rPr>
+          <w:rStyle w:val="VerbatimChar"/>
+        </w:rPr>
+        <w:t xml:space="preserve">fully_ionized_dt</w:t>
+      </w:r>
+      <w:r>
+        <w:t xml:space="preserve"> </w:t>
+      </w:r>
+      <w:r>
+        <w:t xml:space="preserve">parallel method reproduces RHINO native to 0.1% (4.13 vs 4.125 on baseline.exo).</w:t>
       </w:r>
     </w:p>
     <w:p>
@@ -7014,13 +7072,13 @@
       </w:r>
     </w:p>
     <w:bookmarkEnd w:id="28"/>
-    <w:bookmarkStart w:id="29" w:name="Xa712e026bc1171dffea45530eb234bc116d6c08"/>
+    <w:bookmarkStart w:id="29" w:name="Xf776cfe57dccfa5d12616e5c7c8bb244a3827c0"/>
     <w:p>
       <w:pPr>
         <w:pStyle w:val="Heading3"/>
       </w:pPr>
       <w:r>
-        <w:t xml:space="preserve">5.4 Documented systematic vs RHINO native — same-</w:t>
+        <w:t xml:space="preserve">5.4 Same-</w:t>
       </w:r>
       <w:r>
         <w:rPr>
@@ -7032,7 +7090,7 @@
         <w:t xml:space="preserve"> </w:t>
       </w:r>
       <w:r>
-        <w:t xml:space="preserve">cross-check</w:t>
+        <w:t xml:space="preserve">cross-check + convention resolution (RESOLVED)</w:t>
       </w:r>
     </w:p>
     <w:p>
@@ -7673,7 +7731,7 @@
                 <w:b/>
                 <w:bCs/>
               </w:rPr>
-              <w:t xml:space="preserve">Where we systematically disagree</w:t>
+              <w:t xml:space="preserve">α_min at CR=1.5 — convention resolved (June 2026)</w:t>
             </w:r>
           </w:p>
         </w:tc>
@@ -7718,11 +7776,7 @@
               <w:pStyle w:val="Compact"/>
             </w:pPr>
             <w:r>
-              <w:rPr>
-                <w:b/>
-                <w:bCs/>
-              </w:rPr>
-              <w:t xml:space="preserve">RHINO α_min at CR=1.5</w:t>
+              <w:t xml:space="preserve">Our partially_ionized (actual n_e from EXODUS)</w:t>
             </w:r>
           </w:p>
         </w:tc>
@@ -7750,6 +7804,71 @@
               <w:jc w:val="right"/>
             </w:pPr>
             <w:r>
+              <w:t xml:space="preserve">—</w:t>
+            </w:r>
+          </w:p>
+        </w:tc>
+        <w:tc>
+          <w:tcPr/>
+          <w:p>
+            <w:pPr>
+              <w:pStyle w:val="Compact"/>
+              <w:jc w:val="right"/>
+            </w:pPr>
+            <w:r>
+              <w:t xml:space="preserve">—</w:t>
+            </w:r>
+          </w:p>
+        </w:tc>
+        <w:tc>
+          <w:tcPr/>
+          <w:p>
+            <w:pPr>
+              <w:pStyle w:val="Compact"/>
+              <w:jc w:val="right"/>
+            </w:pPr>
+            <w:r>
+              <w:t xml:space="preserve">6.00 ± 0.50</w:t>
+            </w:r>
+          </w:p>
+        </w:tc>
+      </w:tr>
+      <w:tr>
+        <w:tc>
+          <w:tcPr/>
+          <w:p>
+            <w:pPr>
+              <w:pStyle w:val="Compact"/>
+            </w:pPr>
+            <w:r>
+              <w:t xml:space="preserve">Our fully_ionized_dt (n_e = ρ/m_avg_ion)</w:t>
+            </w:r>
+          </w:p>
+        </w:tc>
+        <w:tc>
+          <w:tcPr/>
+          <w:p>
+            <w:pPr>
+              <w:pStyle w:val="Compact"/>
+              <w:jc w:val="right"/>
+            </w:pPr>
+            <w:r>
+              <w:rPr>
+                <w:b/>
+                <w:bCs/>
+              </w:rPr>
+              <w:t xml:space="preserve">4.13</w:t>
+            </w:r>
+          </w:p>
+        </w:tc>
+        <w:tc>
+          <w:tcPr/>
+          <w:p>
+            <w:pPr>
+              <w:pStyle w:val="Compact"/>
+              <w:jc w:val="right"/>
+            </w:pPr>
+            <w:r>
               <w:rPr>
                 <w:b/>
                 <w:bCs/>
@@ -7770,24 +7889,136 @@
                 <w:b/>
                 <w:bCs/>
               </w:rPr>
-              <w:t xml:space="preserve">+36%</w:t>
-            </w:r>
-          </w:p>
-        </w:tc>
-        <w:tc>
-          <w:tcPr/>
-          <w:p>
-            <w:pPr>
-              <w:pStyle w:val="Compact"/>
-              <w:jc w:val="right"/>
+              <w:t xml:space="preserve">0.1%</w:t>
+            </w:r>
+            <w:r>
+              <w:t xml:space="preserve"> </w:t>
+            </w:r>
+            <w:r>
+              <w:t xml:space="preserve">✓</w:t>
+            </w:r>
+          </w:p>
+        </w:tc>
+        <w:tc>
+          <w:tcPr/>
+          <w:p>
+            <w:pPr>
+              <w:pStyle w:val="Compact"/>
+              <w:jc w:val="right"/>
+            </w:pPr>
+            <w:r>
+              <w:t xml:space="preserve">6.00 ± 0.50</w:t>
+            </w:r>
+          </w:p>
+        </w:tc>
+      </w:tr>
+      <w:tr>
+        <w:tc>
+          <w:tcPr/>
+          <w:p>
+            <w:pPr>
+              <w:pStyle w:val="Compact"/>
+            </w:pPr>
+            <w:r>
+              <w:t xml:space="preserve">Δ from Thomas α</w:t>
+            </w:r>
+          </w:p>
+        </w:tc>
+        <w:tc>
+          <w:tcPr/>
+          <w:p>
+            <w:pPr>
+              <w:pStyle w:val="Compact"/>
+              <w:jc w:val="right"/>
+            </w:pPr>
+            <w:r>
+              <w:t xml:space="preserve">−6% (partial)</w:t>
+            </w:r>
+          </w:p>
+        </w:tc>
+        <w:tc>
+          <w:tcPr/>
+          <w:p>
+            <w:pPr>
+              <w:pStyle w:val="Compact"/>
+              <w:jc w:val="right"/>
+            </w:pPr>
+            <w:r>
+              <w:t xml:space="preserve">−31% (fully)</w:t>
+            </w:r>
+          </w:p>
+        </w:tc>
+        <w:tc>
+          <w:tcPr/>
+          <w:p>
+            <w:pPr>
+              <w:pStyle w:val="Compact"/>
+              <w:jc w:val="right"/>
+            </w:pPr>
+            <w:r>
+              <w:t xml:space="preserve">—</w:t>
+            </w:r>
+          </w:p>
+        </w:tc>
+        <w:tc>
+          <w:tcPr/>
+          <w:p>
+            <w:pPr>
+              <w:pStyle w:val="Compact"/>
+              <w:jc w:val="right"/>
+            </w:pPr>
+            <w:r>
+              <w:t xml:space="preserve">—</w:t>
+            </w:r>
+          </w:p>
+        </w:tc>
+      </w:tr>
+      <w:tr>
+        <w:tc>
+          <w:tcPr/>
+          <w:p>
+            <w:pPr>
+              <w:pStyle w:val="Compact"/>
             </w:pPr>
             <w:r>
               <w:rPr>
                 <w:b/>
                 <w:bCs/>
               </w:rPr>
-              <w:t xml:space="preserve">6.00 ± 0.50</w:t>
-            </w:r>
+              <w:t xml:space="preserve">Where we still differ (stagnation_time)</w:t>
+            </w:r>
+          </w:p>
+        </w:tc>
+        <w:tc>
+          <w:tcPr/>
+          <w:p>
+            <w:pPr>
+              <w:pStyle w:val="Compact"/>
+            </w:pPr>
+          </w:p>
+        </w:tc>
+        <w:tc>
+          <w:tcPr/>
+          <w:p>
+            <w:pPr>
+              <w:pStyle w:val="Compact"/>
+            </w:pPr>
+          </w:p>
+        </w:tc>
+        <w:tc>
+          <w:tcPr/>
+          <w:p>
+            <w:pPr>
+              <w:pStyle w:val="Compact"/>
+            </w:pPr>
+          </w:p>
+        </w:tc>
+        <w:tc>
+          <w:tcPr/>
+          <w:p>
+            <w:pPr>
+              <w:pStyle w:val="Compact"/>
+            </w:pPr>
           </w:p>
         </w:tc>
       </w:tr>
@@ -7799,92 +8030,31 @@
               <w:pStyle w:val="Compact"/>
             </w:pPr>
             <w:r>
-              <w:t xml:space="preserve">Δ from Thomas α</w:t>
-            </w:r>
-          </w:p>
-        </w:tc>
-        <w:tc>
-          <w:tcPr/>
-          <w:p>
-            <w:pPr>
-              <w:pStyle w:val="Compact"/>
-              <w:jc w:val="right"/>
-            </w:pPr>
-            <w:r>
-              <w:t xml:space="preserve">−6% ✓ inside band</w:t>
-            </w:r>
-          </w:p>
-        </w:tc>
-        <w:tc>
-          <w:tcPr/>
-          <w:p>
-            <w:pPr>
-              <w:pStyle w:val="Compact"/>
-              <w:jc w:val="right"/>
-            </w:pPr>
-            <w:r>
-              <w:t xml:space="preserve">−31% outside band</w:t>
-            </w:r>
-          </w:p>
-        </w:tc>
-        <w:tc>
-          <w:tcPr/>
-          <w:p>
-            <w:pPr>
-              <w:pStyle w:val="Compact"/>
-              <w:jc w:val="right"/>
-            </w:pPr>
-            <w:r>
-              <w:t xml:space="preserve">—</w:t>
-            </w:r>
-          </w:p>
-        </w:tc>
-        <w:tc>
-          <w:tcPr/>
-          <w:p>
-            <w:pPr>
-              <w:pStyle w:val="Compact"/>
-              <w:jc w:val="right"/>
-            </w:pPr>
-            <w:r>
-              <w:t xml:space="preserve">—</w:t>
-            </w:r>
-          </w:p>
-        </w:tc>
-      </w:tr>
-      <w:tr>
-        <w:tc>
-          <w:tcPr/>
-          <w:p>
-            <w:pPr>
-              <w:pStyle w:val="Compact"/>
-            </w:pPr>
-            <w:r>
-              <w:t xml:space="preserve">Stagnation time (ns)</w:t>
-            </w:r>
-          </w:p>
-        </w:tc>
-        <w:tc>
-          <w:tcPr/>
-          <w:p>
-            <w:pPr>
-              <w:pStyle w:val="Compact"/>
-              <w:jc w:val="right"/>
-            </w:pPr>
-            <w:r>
-              <w:t xml:space="preserve">16.81</w:t>
-            </w:r>
-          </w:p>
-        </w:tc>
-        <w:tc>
-          <w:tcPr/>
-          <w:p>
-            <w:pPr>
-              <w:pStyle w:val="Compact"/>
-              <w:jc w:val="right"/>
-            </w:pPr>
-            <w:r>
-              <w:t xml:space="preserve">15.47</w:t>
+              <w:t xml:space="preserve">Stagnation time interpretation</w:t>
+            </w:r>
+          </w:p>
+        </w:tc>
+        <w:tc>
+          <w:tcPr/>
+          <w:p>
+            <w:pPr>
+              <w:pStyle w:val="Compact"/>
+              <w:jc w:val="right"/>
+            </w:pPr>
+            <w:r>
+              <w:t xml:space="preserve">HS-radius-min: 16.81</w:t>
+            </w:r>
+          </w:p>
+        </w:tc>
+        <w:tc>
+          <w:tcPr/>
+          <w:p>
+            <w:pPr>
+              <w:pStyle w:val="Compact"/>
+              <w:jc w:val="right"/>
+            </w:pPr>
+            <w:r>
+              <w:t xml:space="preserve">shell-velocity-min: 15.47</w:t>
             </w:r>
           </w:p>
         </w:tc>
@@ -7923,11 +8093,77 @@
           <w:b/>
           <w:bCs/>
         </w:rPr>
-        <w:t xml:space="preserve">Two distinct observations:</w:t>
-      </w:r>
-    </w:p>
-    <w:p>
-      <w:pPr>
+        <w:t xml:space="preserve">Convention resolution.</w:t>
+      </w:r>
+      <w:r>
+        <w:t xml:space="preserve"> </w:t>
+      </w:r>
+      <w:r>
+        <w:t xml:space="preserve">The initially-reported</w:t>
+      </w:r>
+      <w:r>
+        <w:t xml:space="preserve"> </w:t>
+      </w:r>
+      <w:r>
+        <w:t xml:space="preserve">“+36% systematic”</w:t>
+      </w:r>
+      <w:r>
+        <w:t xml:space="preserve"> </w:t>
+      </w:r>
+      <w:r>
+        <w:t xml:space="preserve">on</w:t>
+      </w:r>
+      <w:r>
+        <w:t xml:space="preserve"> </w:t>
+      </w:r>
+      <w:r>
+        <w:rPr>
+          <w:rStyle w:val="VerbatimChar"/>
+        </w:rPr>
+        <w:t xml:space="preserve">min_shell_adiabat</w:t>
+      </w:r>
+      <w:r>
+        <w:t xml:space="preserve"> </w:t>
+      </w:r>
+      <w:r>
+        <w:t xml:space="preserve">(5.62 vs RHINO 4.125) was</w:t>
+      </w:r>
+      <w:r>
+        <w:t xml:space="preserve"> </w:t>
+      </w:r>
+      <w:r>
+        <w:rPr>
+          <w:b/>
+          <w:bCs/>
+        </w:rPr>
+        <w:t xml:space="preserve">NOT</w:t>
+      </w:r>
+      <w:r>
+        <w:t xml:space="preserve"> </w:t>
+      </w:r>
+      <w:r>
+        <w:t xml:space="preserve">an aggregation-order difference (an earlier hypothesis we explored). Will Trickey’s response to a draft of this report, with a min-shell-adiabat-vs-time plot showing his min is ~4 throughout the CR=1.5 timestep neighborhood (not transiently ~5), refuted the aggregation-order hypothesis. The actual cause is the</w:t>
+      </w:r>
+      <w:r>
+        <w:t xml:space="preserve"> </w:t>
+      </w:r>
+      <w:r>
+        <w:rPr>
+          <w:b/>
+          <w:bCs/>
+        </w:rPr>
+        <w:t xml:space="preserve">electron density source</w:t>
+      </w:r>
+      <w:r>
+        <w:t xml:space="preserve"> </w:t>
+      </w:r>
+      <w:r>
+        <w:t xml:space="preserve">in the per-zone Fermi pressure:</w:t>
+      </w:r>
+    </w:p>
+    <w:p>
+      <w:pPr>
+        <w:pStyle w:val="Compact"/>
         <w:numPr>
           <w:ilvl w:val="0"/>
           <w:numId w:val="1005"/>
@@ -7938,7 +8174,7 @@
           <w:b/>
           <w:bCs/>
         </w:rPr>
-        <w:t xml:space="preserve">On yield, velocity, breakout, t_cr15, and shell geometry, both postprocessors read the</w:t>
+        <w:t xml:space="preserve">RHINO’s default</w:t>
       </w:r>
       <w:r>
         <w:rPr>
@@ -7953,7 +8189,7 @@
           <w:b/>
           <w:bCs/>
         </w:rPr>
-        <w:t xml:space="preserve">.exo</w:t>
+        <w:t xml:space="preserve">fully_ionized_dt</w:t>
       </w:r>
       <w:r>
         <w:rPr>
@@ -7967,17 +8203,18 @@
           <w:b/>
           <w:bCs/>
         </w:rPr>
-        <w:t xml:space="preserve">identically.</w:t>
-      </w:r>
-      <w:r>
-        <w:t xml:space="preserve"> </w:t>
-      </w:r>
-      <w:r>
-        <w:t xml:space="preserve">The agreement is exact or to within rounding. We are reading the same simulation; there is no underlying data-interpretation difference.</w:t>
-      </w:r>
-    </w:p>
-    <w:p>
-      <w:pPr>
+        <w:t xml:space="preserve">mode</w:t>
+      </w:r>
+      <w:r>
+        <w:t xml:space="preserve"> </w:t>
+      </w:r>
+      <w:r>
+        <w:t xml:space="preserve">computes n_e = ρ/m_avg_ion (assumes Z̄=1 for every zone, equivalent to n_e = n_ion at full ionization).</w:t>
+      </w:r>
+    </w:p>
+    <w:p>
+      <w:pPr>
+        <w:pStyle w:val="Compact"/>
         <w:numPr>
           <w:ilvl w:val="0"/>
           <w:numId w:val="1005"/>
@@ -7988,7 +8225,7 @@
           <w:b/>
           <w:bCs/>
         </w:rPr>
-        <w:t xml:space="preserve">On</w:t>
+        <w:t xml:space="preserve">Our pipeline’s default</w:t>
       </w:r>
       <w:r>
         <w:rPr>
@@ -8003,17 +8240,258 @@
           <w:b/>
           <w:bCs/>
         </w:rPr>
-        <w:t xml:space="preserve">min_shell_adiabat</w:t>
+        <w:t xml:space="preserve">partially_ionized</w:t>
       </w:r>
       <w:r>
         <w:rPr>
           <w:b/>
           <w:bCs/>
         </w:rPr>
-        <w:t xml:space="preserve">, the +36% gap is purely a postprocess aggregation-order difference</w:t>
-      </w:r>
-      <w:r>
-        <w:t xml:space="preserve">, not a simulation or data-reading difference:</w:t>
+        <w:t xml:space="preserve"> </w:t>
+      </w:r>
+      <w:r>
+        <w:rPr>
+          <w:b/>
+          <w:bCs/>
+        </w:rPr>
+        <w:t xml:space="preserve">mode</w:t>
+      </w:r>
+      <w:r>
+        <w:t xml:space="preserve"> </w:t>
+      </w:r>
+      <w:r>
+        <w:t xml:space="preserve">uses</w:t>
+      </w:r>
+      <w:r>
+        <w:t xml:space="preserve"> </w:t>
+      </w:r>
+      <w:r>
+        <w:rPr>
+          <w:rStyle w:val="VerbatimChar"/>
+        </w:rPr>
+        <w:t xml:space="preserve">data.electron_density</w:t>
+      </w:r>
+      <w:r>
+        <w:t xml:space="preserve"> </w:t>
+      </w:r>
+      <w:r>
+        <w:t xml:space="preserve">from EXODUS per zone (accounts for actual ionization state).</w:t>
+      </w:r>
+    </w:p>
+    <w:p>
+      <w:pPr>
+        <w:pStyle w:val="FirstParagraph"/>
+      </w:pPr>
+      <w:r>
+        <w:t xml:space="preserve">For pure DT zones (Z̄=1 at full ionization) the two are identical. For the multi-material DT/CD foam zones that make up the WT_cthomas shell at CR=1.5, they diverge by the local Z̄ factor. Higher actual Z̄ → higher actual n_e → higher actual P_Fermi → lower actual α relative to the Z̄=1-assumed value.</w:t>
+      </w:r>
+    </w:p>
+    <w:p>
+      <w:pPr>
+        <w:pStyle w:val="BodyText"/>
+      </w:pPr>
+      <w:r>
+        <w:t xml:space="preserve">We added</w:t>
+      </w:r>
+      <w:r>
+        <w:t xml:space="preserve"> </w:t>
+      </w:r>
+      <w:r>
+        <w:rPr>
+          <w:rStyle w:val="VerbatimChar"/>
+        </w:rPr>
+        <w:t xml:space="preserve">data.adiabat_min_rhino_fully_ionized</w:t>
+      </w:r>
+      <w:r>
+        <w:t xml:space="preserve"> </w:t>
+      </w:r>
+      <w:r>
+        <w:t xml:space="preserve">mirroring RHINO’s default convention. On</w:t>
+      </w:r>
+      <w:r>
+        <w:t xml:space="preserve"> </w:t>
+      </w:r>
+      <w:r>
+        <w:rPr>
+          <w:rStyle w:val="VerbatimChar"/>
+        </w:rPr>
+        <w:t xml:space="preserve">WT_cthomas_baseline.exo</w:t>
+      </w:r>
+      <w:r>
+        <w:t xml:space="preserve">:</w:t>
+      </w:r>
+      <w:r>
+        <w:t xml:space="preserve"> </w:t>
+      </w:r>
+      <w:r>
+        <w:rPr>
+          <w:b/>
+          <w:bCs/>
+        </w:rPr>
+        <w:t xml:space="preserve">4.13 vs Will’s RHINO native 4.125 — match to 0.1%.</w:t>
+      </w:r>
+      <w:r>
+        <w:t xml:space="preserve"> </w:t>
+      </w:r>
+      <w:r>
+        <w:t xml:space="preserve">The convention story is fully closed.</w:t>
+      </w:r>
+    </w:p>
+    <w:p>
+      <w:pPr>
+        <w:pStyle w:val="BodyText"/>
+      </w:pPr>
+      <w:r>
+        <w:rPr>
+          <w:b/>
+          <w:bCs/>
+        </w:rPr>
+        <w:t xml:space="preserve">Disposition of Will’s</w:t>
+      </w:r>
+      <w:r>
+        <w:rPr>
+          <w:b/>
+          <w:bCs/>
+        </w:rPr>
+        <w:t xml:space="preserve"> </w:t>
+      </w:r>
+      <w:r>
+        <w:rPr>
+          <w:b/>
+          <w:bCs/>
+        </w:rPr>
+        <w:t xml:space="preserve">“mass-avg might match Thomas”</w:t>
+      </w:r>
+      <w:r>
+        <w:rPr>
+          <w:b/>
+          <w:bCs/>
+        </w:rPr>
+        <w:t xml:space="preserve"> </w:t>
+      </w:r>
+      <w:r>
+        <w:rPr>
+          <w:b/>
+          <w:bCs/>
+        </w:rPr>
+        <w:t xml:space="preserve">hypothesis.</w:t>
+      </w:r>
+      <w:r>
+        <w:t xml:space="preserve"> </w:t>
+      </w:r>
+      <w:r>
+        <w:t xml:space="preserve">Will noted Thomas may have reported mass-averaged α rather than min. Implemented</w:t>
+      </w:r>
+      <w:r>
+        <w:t xml:space="preserve"> </w:t>
+      </w:r>
+      <w:r>
+        <w:rPr>
+          <w:rStyle w:val="VerbatimChar"/>
+        </w:rPr>
+        <w:t xml:space="preserve">data.adiabat_mass_avg_rhino_fully_ionized</w:t>
+      </w:r>
+      <w:r>
+        <w:t xml:space="preserve"> </w:t>
+      </w:r>
+      <w:r>
+        <w:t xml:space="preserve">— on</w:t>
+      </w:r>
+      <w:r>
+        <w:t xml:space="preserve"> </w:t>
+      </w:r>
+      <w:r>
+        <w:rPr>
+          <w:rStyle w:val="VerbatimChar"/>
+        </w:rPr>
+        <w:t xml:space="preserve">picket_012</w:t>
+      </w:r>
+      <w:r>
+        <w:t xml:space="preserve"> </w:t>
+      </w:r>
+      <w:r>
+        <w:t xml:space="preserve">gives 9.66, on</w:t>
+      </w:r>
+      <w:r>
+        <w:t xml:space="preserve"> </w:t>
+      </w:r>
+      <w:r>
+        <w:rPr>
+          <w:rStyle w:val="VerbatimChar"/>
+        </w:rPr>
+        <w:t xml:space="preserve">baseline</w:t>
+      </w:r>
+      <w:r>
+        <w:t xml:space="preserve"> </w:t>
+      </w:r>
+      <w:r>
+        <w:t xml:space="preserve">gives 7.02. Neither matches Thomas’s 6.0. So Thomas’s α=6.0 is not mass-avg-fully-ionized either.</w:t>
+      </w:r>
+    </w:p>
+    <w:p>
+      <w:pPr>
+        <w:pStyle w:val="BodyText"/>
+      </w:pPr>
+      <w:r>
+        <w:rPr>
+          <w:b/>
+          <w:bCs/>
+        </w:rPr>
+        <w:t xml:space="preserve">Best guess on Thomas’s reporting convention.</w:t>
+      </w:r>
+      <w:r>
+        <w:t xml:space="preserve"> </w:t>
+      </w:r>
+      <w:r>
+        <w:t xml:space="preserve">Most modern multi-physics radiation-hydrodynamics codes (including HYDRA) track ionization state per zone. Thomas’s reported α=6.0 most likely uses min shell adiabat with the per-zone actual electron density — i.e., the</w:t>
+      </w:r>
+      <w:r>
+        <w:t xml:space="preserve"> </w:t>
+      </w:r>
+      <w:r>
+        <w:rPr>
+          <w:rStyle w:val="VerbatimChar"/>
+        </w:rPr>
+        <w:t xml:space="preserve">partially_ionized</w:t>
+      </w:r>
+      <w:r>
+        <w:t xml:space="preserve"> </w:t>
+      </w:r>
+      <w:r>
+        <w:t xml:space="preserve">convention. Our pipeline gives 6.43 on</w:t>
+      </w:r>
+      <w:r>
+        <w:t xml:space="preserve"> </w:t>
+      </w:r>
+      <w:r>
+        <w:rPr>
+          <w:rStyle w:val="VerbatimChar"/>
+        </w:rPr>
+        <w:t xml:space="preserve">picket_012</w:t>
+      </w:r>
+      <w:r>
+        <w:t xml:space="preserve"> </w:t>
+      </w:r>
+      <w:r>
+        <w:t xml:space="preserve">in that convention, matching Thomas to +7% (well within the published ±0.5 uncertainty). Awaiting Will’s discussion with Cliff to confirm what n_e treatment HYDRA reports α with.</w:t>
+      </w:r>
+    </w:p>
+    <w:p>
+      <w:pPr>
+        <w:pStyle w:val="BodyText"/>
+      </w:pPr>
+      <w:r>
+        <w:rPr>
+          <w:b/>
+          <w:bCs/>
+        </w:rPr>
+        <w:t xml:space="preserve">Practical guidance</w:t>
+      </w:r>
+      <w:r>
+        <w:t xml:space="preserve"> </w:t>
+      </w:r>
+      <w:r>
+        <w:t xml:space="preserve">(now that the convention is identified):</w:t>
       </w:r>
     </w:p>
     <w:p>
@@ -8025,14 +8503,7 @@
         </w:numPr>
       </w:pPr>
       <w:r>
-        <w:rPr>
-          <w:b/>
-          <w:bCs/>
-        </w:rPr>
-        <w:t xml:space="preserve">RHINO’s pattern</w:t>
-      </w:r>
-      <w:r>
-        <w:t xml:space="preserve">:</w:t>
+        <w:t xml:space="preserve">For Thomas / Olson / publication comparison: use</w:t>
       </w:r>
       <w:r>
         <w:t xml:space="preserve"> </w:t>
@@ -8041,43 +8512,13 @@
         <w:rPr>
           <w:rStyle w:val="VerbatimChar"/>
         </w:rPr>
-        <w:t xml:space="preserve">adiabat.min_between(shell_inner, shell_outer)</w:t>
-      </w:r>
-      <w:r>
-        <w:t xml:space="preserve"> </w:t>
-      </w:r>
-      <w:r>
-        <w:t xml:space="preserve">computed at every discrete timestep individually → produces an</w:t>
-      </w:r>
-      <w:r>
-        <w:t xml:space="preserve"> </w:t>
-      </w:r>
-      <w:r>
-        <w:rPr>
-          <w:rStyle w:val="VerbatimChar"/>
-        </w:rPr>
-        <w:t xml:space="preserve">ImplosionVariable</w:t>
-      </w:r>
-      <w:r>
-        <w:t xml:space="preserve"> </w:t>
-      </w:r>
-      <w:r>
-        <w:t xml:space="preserve">time series of min-over-shell-zones; then</w:t>
-      </w:r>
-      <w:r>
-        <w:t xml:space="preserve"> </w:t>
-      </w:r>
-      <w:r>
-        <w:rPr>
-          <w:rStyle w:val="VerbatimChar"/>
-        </w:rPr>
-        <w:t xml:space="preserve">at_time(t_cr15)</w:t>
-      </w:r>
-      <w:r>
-        <w:t xml:space="preserve"> </w:t>
-      </w:r>
-      <w:r>
-        <w:t xml:space="preserve">linearly interpolates that series.</w:t>
+        <w:t xml:space="preserve">data.adiabat_min_rhino</w:t>
+      </w:r>
+      <w:r>
+        <w:t xml:space="preserve"> </w:t>
+      </w:r>
+      <w:r>
+        <w:t xml:space="preserve">(partially_ionized) — matches the per-zone-n_e convention most modern codes appear to use.</w:t>
       </w:r>
     </w:p>
     <w:p>
@@ -8089,14 +8530,7 @@
         </w:numPr>
       </w:pPr>
       <w:r>
-        <w:rPr>
-          <w:b/>
-          <w:bCs/>
-        </w:rPr>
-        <w:t xml:space="preserve">Our pipeline’s pattern</w:t>
-      </w:r>
-      <w:r>
-        <w:t xml:space="preserve">: pick the discrete timestep nearest</w:t>
+        <w:t xml:space="preserve">For direct RHINO-native cross-check on the same</w:t>
       </w:r>
       <w:r>
         <w:t xml:space="preserve"> </w:t>
@@ -8105,18 +8539,10 @@
         <w:rPr>
           <w:rStyle w:val="VerbatimChar"/>
         </w:rPr>
-        <w:t xml:space="preserve">t_cr15</w:t>
-      </w:r>
-      <w:r>
-        <w:t xml:space="preserve">; compute the shell at that single snapshot; take min over zones in it once.</w:t>
-      </w:r>
-    </w:p>
-    <w:p>
-      <w:pPr>
-        <w:pStyle w:val="FirstParagraph"/>
-      </w:pPr>
-      <w:r>
-        <w:t xml:space="preserve">RHINO’s per-timestep min can catch transiently colder zones between snapshots that our single-snapshot approach misses. Closing this fully would require porting RHINO’s</w:t>
+        <w:t xml:space="preserve">.exo</w:t>
+      </w:r>
+      <w:r>
+        <w:t xml:space="preserve">: use</w:t>
       </w:r>
       <w:r>
         <w:t xml:space="preserve"> </w:t>
@@ -8125,87 +8551,13 @@
         <w:rPr>
           <w:rStyle w:val="VerbatimChar"/>
         </w:rPr>
-        <w:t xml:space="preserve">ImplosionVariable.at_time</w:t>
-      </w:r>
-      <w:r>
-        <w:t xml:space="preserve"> </w:t>
-      </w:r>
-      <w:r>
-        <w:t xml:space="preserve">time-interpolation pattern. Not pursued because the Thomas reference comparison (±7%) is the operationally meaningful calibration check, and the picket-vs-baseline trend (+14% lift) is signed correctly and consistent regardless of aggregation order.</w:t>
-      </w:r>
-    </w:p>
-    <w:p>
-      <w:pPr>
-        <w:pStyle w:val="BodyText"/>
-      </w:pPr>
-      <w:r>
-        <w:t xml:space="preserve">Notably, on this particular</w:t>
-      </w:r>
-      <w:r>
-        <w:t xml:space="preserve"> </w:t>
-      </w:r>
-      <w:r>
-        <w:rPr>
-          <w:rStyle w:val="VerbatimChar"/>
-        </w:rPr>
-        <w:t xml:space="preserve">.exo</w:t>
-      </w:r>
-      <w:r>
-        <w:t xml:space="preserve"> </w:t>
-      </w:r>
-      <w:r>
-        <w:t xml:space="preserve">(</w:t>
-      </w:r>
-      <w:r>
-        <w:rPr>
-          <w:rStyle w:val="VerbatimChar"/>
-        </w:rPr>
-        <w:t xml:space="preserve">baseline</w:t>
-      </w:r>
-      <w:r>
-        <w:t xml:space="preserve">, fallback EOS), our pipeline lands closer to Thomas’s 6.0 (−6%) than RHINO native does (−31%). Whether this is meaningful or coincidental — and whether Thomas’s reported α is itself computed using per-timestep aggregation or single-snapshot — is unclear without examining the Thomas paper’s postprocess methodology in detail.</w:t>
-      </w:r>
-    </w:p>
-    <w:p>
-      <w:pPr>
-        <w:pStyle w:val="BodyText"/>
-      </w:pPr>
-      <w:r>
-        <w:rPr>
-          <w:b/>
-          <w:bCs/>
-        </w:rPr>
-        <w:t xml:space="preserve">Documented systematic offset</w:t>
-      </w:r>
-      <w:r>
-        <w:t xml:space="preserve">:</w:t>
-      </w:r>
-      <w:r>
-        <w:t xml:space="preserve"> </w:t>
-      </w:r>
-      <w:r>
-        <w:rPr>
-          <w:rStyle w:val="VerbatimChar"/>
-        </w:rPr>
-        <w:t xml:space="preserve">data.adiabat_min_rhino</w:t>
-      </w:r>
-      <w:r>
-        <w:t xml:space="preserve"> </w:t>
-      </w:r>
-      <w:r>
-        <w:t xml:space="preserve">reads ~30–40% higher than RHINO native on the same</w:t>
-      </w:r>
-      <w:r>
-        <w:t xml:space="preserve"> </w:t>
-      </w:r>
-      <w:r>
-        <w:rPr>
-          <w:rStyle w:val="VerbatimChar"/>
-        </w:rPr>
-        <w:t xml:space="preserve">.exo</w:t>
-      </w:r>
-      <w:r>
-        <w:t xml:space="preserve">. Use as:</w:t>
+        <w:t xml:space="preserve">data.adiabat_min_rhino_fully_ionized</w:t>
+      </w:r>
+      <w:r>
+        <w:t xml:space="preserve"> </w:t>
+      </w:r>
+      <w:r>
+        <w:t xml:space="preserve">— matches Will’s RHINO output to 0.1%.</w:t>
       </w:r>
     </w:p>
     <w:p>
@@ -8213,35 +8565,11 @@
         <w:pStyle w:val="Compact"/>
         <w:numPr>
           <w:ilvl w:val="0"/>
-          <w:numId w:val="1007"/>
+          <w:numId w:val="1006"/>
         </w:numPr>
       </w:pPr>
       <w:r>
-        <w:t xml:space="preserve">Direct value for Thomas / publication comparison (matches to ±7% across all four WT_cthomas configurations).</w:t>
-      </w:r>
-    </w:p>
-    <w:p>
-      <w:pPr>
-        <w:pStyle w:val="Compact"/>
-        <w:numPr>
-          <w:ilvl w:val="0"/>
-          <w:numId w:val="1007"/>
-        </w:numPr>
-      </w:pPr>
-      <w:r>
-        <w:t xml:space="preserve">Subtract ~30–40% for direct RHINO-native comparison (e.g. against Will’s published RHINO postprocess outputs).</w:t>
-      </w:r>
-    </w:p>
-    <w:p>
-      <w:pPr>
-        <w:pStyle w:val="Compact"/>
-        <w:numPr>
-          <w:ilvl w:val="0"/>
-          <w:numId w:val="1007"/>
-        </w:numPr>
-      </w:pPr>
-      <w:r>
-        <w:t xml:space="preserve">Trend direction + ratios for picket-shaping diagnostics (picket effect = +14% Helios pipeline; same direction in RHINO native if recomputed there).</w:t>
+        <w:t xml:space="preserve">For multi-material foam targets with non-DT components: the two conventions diverge by ~10–40% depending on local Z̄.</w:t>
       </w:r>
     </w:p>
     <w:p>
@@ -8748,7 +9076,7 @@
         <w:pStyle w:val="Compact"/>
         <w:numPr>
           <w:ilvl w:val="0"/>
-          <w:numId w:val="1008"/>
+          <w:numId w:val="1007"/>
         </w:numPr>
       </w:pPr>
       <w:r>
@@ -8760,6 +9088,72 @@
       </w:r>
       <w:r>
         <w:t xml:space="preserve">: dominant lever. Establish first. Without this, no calibration approach matches Thomas.</w:t>
+      </w:r>
+    </w:p>
+    <w:p>
+      <w:pPr>
+        <w:pStyle w:val="Compact"/>
+        <w:numPr>
+          <w:ilvl w:val="0"/>
+          <w:numId w:val="1007"/>
+        </w:numPr>
+      </w:pPr>
+      <w:r>
+        <w:rPr>
+          <w:b/>
+          <w:bCs/>
+        </w:rPr>
+        <w:t xml:space="preserve">CD ablator EOS path resolution</w:t>
+      </w:r>
+      <w:r>
+        <w:t xml:space="preserve">: essential bookkeeping. Always grep WT-derived RHWs for unresolved</w:t>
+      </w:r>
+      <w:r>
+        <w:t xml:space="preserve"> </w:t>
+      </w:r>
+      <w:r>
+        <w:rPr>
+          <w:rStyle w:val="VerbatimChar"/>
+        </w:rPr>
+        <w:t xml:space="preserve">.prp</w:t>
+      </w:r>
+      <w:r>
+        <w:t xml:space="preserve"> </w:t>
+      </w:r>
+      <w:r>
+        <w:t xml:space="preserve">paths before quoting yield. ±50% yield with no kinematic signature.</w:t>
+      </w:r>
+    </w:p>
+    <w:p>
+      <w:pPr>
+        <w:pStyle w:val="Compact"/>
+        <w:numPr>
+          <w:ilvl w:val="0"/>
+          <w:numId w:val="1007"/>
+        </w:numPr>
+      </w:pPr>
+      <w:r>
+        <w:rPr>
+          <w:b/>
+          <w:bCs/>
+        </w:rPr>
+        <w:t xml:space="preserve">Flux limiter</w:t>
+      </w:r>
+      <w:r>
+        <w:t xml:space="preserve"> </w:t>
+      </w:r>
+      <w:r>
+        <w:t xml:space="preserve">(0.012 vs 0.015): fine-tuning lever once picket is in place. ±4% yield within the picket-dominant regime; regime-determining without the picket.</w:t>
+      </w:r>
+    </w:p>
+    <w:bookmarkEnd w:id="33"/>
+    <w:bookmarkStart w:id="34" w:name="recommendations-for-xcimer-energy"/>
+    <w:p>
+      <w:pPr>
+        <w:pStyle w:val="Heading3"/>
+      </w:pPr>
+      <w:r>
+        <w:t xml:space="preserve">7.3 Recommendations for Xcimer Energy</w:t>
       </w:r>
     </w:p>
     <w:p>
@@ -8775,25 +9169,10 @@
           <w:b/>
           <w:bCs/>
         </w:rPr>
-        <w:t xml:space="preserve">CD ablator EOS path resolution</w:t>
-      </w:r>
-      <w:r>
-        <w:t xml:space="preserve">: essential bookkeeping. Always grep WT-derived RHWs for unresolved</w:t>
-      </w:r>
-      <w:r>
-        <w:t xml:space="preserve"> </w:t>
-      </w:r>
-      <w:r>
-        <w:rPr>
-          <w:rStyle w:val="VerbatimChar"/>
-        </w:rPr>
-        <w:t xml:space="preserve">.prp</w:t>
-      </w:r>
-      <w:r>
-        <w:t xml:space="preserve"> </w:t>
-      </w:r>
-      <w:r>
-        <w:t xml:space="preserve">paths before quoting yield. ±50% yield with no kinematic signature.</w:t>
+        <w:t xml:space="preserve">For HDD calibration of new designs</w:t>
+      </w:r>
+      <w:r>
+        <w:t xml:space="preserve">: follow the picket-first recipe. Verify the 2-shock train (foot + ramp in the shock-trajectory output) appears as designed before chasing other lever changes.</w:t>
       </w:r>
     </w:p>
     <w:p>
@@ -8809,23 +9188,85 @@
           <w:b/>
           <w:bCs/>
         </w:rPr>
-        <w:t xml:space="preserve">Flux limiter</w:t>
-      </w:r>
-      <w:r>
-        <w:t xml:space="preserve"> </w:t>
-      </w:r>
-      <w:r>
-        <w:t xml:space="preserve">(0.012 vs 0.015): fine-tuning lever once picket is in place. ±4% yield within the picket-dominant regime; regime-determining without the picket.</w:t>
-      </w:r>
-    </w:p>
-    <w:bookmarkEnd w:id="33"/>
-    <w:bookmarkStart w:id="34" w:name="recommendations-for-xcimer-energy"/>
+        <w:t xml:space="preserve">For RHINO cross-validation</w:t>
+      </w:r>
+      <w:r>
+        <w:t xml:space="preserve">: use our</w:t>
+      </w:r>
+      <w:r>
+        <w:t xml:space="preserve"> </w:t>
+      </w:r>
+      <w:r>
+        <w:rPr>
+          <w:rStyle w:val="VerbatimChar"/>
+        </w:rPr>
+        <w:t xml:space="preserve">data.implosion_velocity_rhino_kms</w:t>
+      </w:r>
+      <w:r>
+        <w:t xml:space="preserve"> </w:t>
+      </w:r>
+      <w:r>
+        <w:t xml:space="preserve">(within 2% of RHINO native) directly; for</w:t>
+      </w:r>
+      <w:r>
+        <w:t xml:space="preserve"> </w:t>
+      </w:r>
+      <w:r>
+        <w:rPr>
+          <w:rStyle w:val="VerbatimChar"/>
+        </w:rPr>
+        <w:t xml:space="preserve">data.adiabat_min_rhino</w:t>
+      </w:r>
+      <w:r>
+        <w:t xml:space="preserve">, use directly for Thomas comparison or subtract ~30–40% for RHINO-native comparison.</w:t>
+      </w:r>
+    </w:p>
+    <w:p>
+      <w:pPr>
+        <w:pStyle w:val="Compact"/>
+        <w:numPr>
+          <w:ilvl w:val="0"/>
+          <w:numId w:val="1008"/>
+        </w:numPr>
+      </w:pPr>
+      <w:r>
+        <w:rPr>
+          <w:b/>
+          <w:bCs/>
+        </w:rPr>
+        <w:t xml:space="preserve">For cross-machine consistency</w:t>
+      </w:r>
+      <w:r>
+        <w:t xml:space="preserve">: always remap EOS table paths to local-resolved forms before running on a new machine. The silent-fallback behavior makes EOS-state debugging difficult; treating EOS-path resolution as a mandatory pre-flight check is essential.</w:t>
+      </w:r>
+    </w:p>
+    <w:p>
+      <w:pPr>
+        <w:pStyle w:val="Compact"/>
+        <w:numPr>
+          <w:ilvl w:val="0"/>
+          <w:numId w:val="1008"/>
+        </w:numPr>
+      </w:pPr>
+      <w:r>
+        <w:rPr>
+          <w:b/>
+          <w:bCs/>
+        </w:rPr>
+        <w:t xml:space="preserve">For interpreting persistent 1D residuals</w:t>
+      </w:r>
+      <w:r>
+        <w:t xml:space="preserve">: the imploded-mass deficit, hot-spot T overshoot, and absorbed-fraction shortfall are structural 1D limitations, not calibration deficits to close inside Helios.</w:t>
+      </w:r>
+    </w:p>
+    <w:bookmarkEnd w:id="34"/>
+    <w:bookmarkStart w:id="35" w:name="open-items-deferred"/>
     <w:p>
       <w:pPr>
         <w:pStyle w:val="Heading3"/>
       </w:pPr>
       <w:r>
-        <w:t xml:space="preserve">7.3 Recommendations for Xcimer Energy</w:t>
+        <w:t xml:space="preserve">7.4 Open items deferred</w:t>
       </w:r>
     </w:p>
     <w:p>
@@ -8841,10 +9282,49 @@
           <w:b/>
           <w:bCs/>
         </w:rPr>
-        <w:t xml:space="preserve">For HDD calibration of new designs</w:t>
-      </w:r>
-      <w:r>
-        <w:t xml:space="preserve">: follow the picket-first recipe. Verify the 2-shock train (foot + ramp in the shock-trajectory output) appears as designed before chasing other lever changes.</w:t>
+        <w:t xml:space="preserve">RESOLVED June 2026</w:t>
+      </w:r>
+      <w:r>
+        <w:t xml:space="preserve">: Port RHINO’s per-timestep min-shell-adiabat time-interpolation (hypothesized as the source of the +36% systematic, now disproven). The actual cause was the n_e source convention (</w:t>
+      </w:r>
+      <w:r>
+        <w:rPr>
+          <w:rStyle w:val="VerbatimChar"/>
+        </w:rPr>
+        <w:t xml:space="preserve">fully_ionized_dt</w:t>
+      </w:r>
+      <w:r>
+        <w:t xml:space="preserve"> </w:t>
+      </w:r>
+      <w:r>
+        <w:t xml:space="preserve">vs</w:t>
+      </w:r>
+      <w:r>
+        <w:t xml:space="preserve"> </w:t>
+      </w:r>
+      <w:r>
+        <w:rPr>
+          <w:rStyle w:val="VerbatimChar"/>
+        </w:rPr>
+        <w:t xml:space="preserve">partially_ionized</w:t>
+      </w:r>
+      <w:r>
+        <w:t xml:space="preserve">).</w:t>
+      </w:r>
+      <w:r>
+        <w:t xml:space="preserve"> </w:t>
+      </w:r>
+      <w:r>
+        <w:rPr>
+          <w:rStyle w:val="VerbatimChar"/>
+        </w:rPr>
+        <w:t xml:space="preserve">data.adiabat_min_rhino_fully_ionized</w:t>
+      </w:r>
+      <w:r>
+        <w:t xml:space="preserve"> </w:t>
+      </w:r>
+      <w:r>
+        <w:t xml:space="preserve">now reproduces RHINO native to 0.1%. See §5.4.</w:t>
       </w:r>
     </w:p>
     <w:p>
@@ -8856,14 +9336,7 @@
         </w:numPr>
       </w:pPr>
       <w:r>
-        <w:rPr>
-          <w:b/>
-          <w:bCs/>
-        </w:rPr>
-        <w:t xml:space="preserve">For RHINO cross-validation</w:t>
-      </w:r>
-      <w:r>
-        <w:t xml:space="preserve">: use our</w:t>
+        <w:t xml:space="preserve">Investigate RHINO</w:t>
       </w:r>
       <w:r>
         <w:t xml:space="preserve"> </w:t>
@@ -8872,25 +9345,13 @@
         <w:rPr>
           <w:rStyle w:val="VerbatimChar"/>
         </w:rPr>
-        <w:t xml:space="preserve">data.implosion_velocity_rhino_kms</w:t>
-      </w:r>
-      <w:r>
-        <w:t xml:space="preserve"> </w:t>
-      </w:r>
-      <w:r>
-        <w:t xml:space="preserve">(within 2% of RHINO native) directly; for</w:t>
-      </w:r>
-      <w:r>
-        <w:t xml:space="preserve"> </w:t>
-      </w:r>
-      <w:r>
-        <w:rPr>
-          <w:rStyle w:val="VerbatimChar"/>
-        </w:rPr>
-        <w:t xml:space="preserve">data.adiabat_min_rhino</w:t>
-      </w:r>
-      <w:r>
-        <w:t xml:space="preserve">, use directly for Thomas comparison or subtract ~30–40% for RHINO-native comparison.</w:t>
+        <w:t xml:space="preserve">stagnation_time</w:t>
+      </w:r>
+      <w:r>
+        <w:t xml:space="preserve"> </w:t>
+      </w:r>
+      <w:r>
+        <w:t xml:space="preserve">definition (RHINO reports 15.47 ns on baseline, ours 16.81 ns).</w:t>
       </w:r>
     </w:p>
     <w:p>
@@ -8902,43 +9363,25 @@
         </w:numPr>
       </w:pPr>
       <w:r>
-        <w:rPr>
-          <w:b/>
-          <w:bCs/>
-        </w:rPr>
-        <w:t xml:space="preserve">For cross-machine consistency</w:t>
-      </w:r>
-      <w:r>
-        <w:t xml:space="preserve">: always remap EOS table paths to local-resolved forms before running on a new machine. The silent-fallback behavior makes EOS-state debugging difficult; treating EOS-path resolution as a mandatory pre-flight check is essential.</w:t>
-      </w:r>
-    </w:p>
-    <w:p>
-      <w:pPr>
-        <w:pStyle w:val="Compact"/>
-        <w:numPr>
-          <w:ilvl w:val="0"/>
-          <w:numId w:val="1009"/>
-        </w:numPr>
-      </w:pPr>
-      <w:r>
-        <w:rPr>
-          <w:b/>
-          <w:bCs/>
-        </w:rPr>
-        <w:t xml:space="preserve">For interpreting persistent 1D residuals</w:t>
-      </w:r>
-      <w:r>
-        <w:t xml:space="preserve">: the imploded-mass deficit, hot-spot T overshoot, and absorbed-fraction shortfall are structural 1D limitations, not calibration deficits to close inside Helios.</w:t>
-      </w:r>
-    </w:p>
-    <w:bookmarkEnd w:id="34"/>
-    <w:bookmarkStart w:id="35" w:name="open-items-deferred"/>
-    <w:p>
-      <w:pPr>
-        <w:pStyle w:val="Heading3"/>
-      </w:pPr>
-      <w:r>
-        <w:t xml:space="preserve">7.4 Open items deferred</w:t>
+        <w:t xml:space="preserve">Apply the proper-degenerate-electron-gas Fermi pressure formula (used in RHINO α_min) more broadly to the existing Lindl-convention adiabat methods, to see how it shifts the historical PDD calibration numbers.</w:t>
+      </w:r>
+    </w:p>
+    <w:p>
+      <w:r>
+        <w:pict>
+          <v:rect style="width:0;height:1.5pt" o:hralign="center" o:hrstd="t" o:hr="t"/>
+        </w:pict>
+      </w:r>
+    </w:p>
+    <w:bookmarkEnd w:id="35"/>
+    <w:bookmarkEnd w:id="36"/>
+    <w:bookmarkStart w:id="37" w:name="appendix-documentation-cross-references"/>
+    <w:p>
+      <w:pPr>
+        <w:pStyle w:val="Heading2"/>
+      </w:pPr>
+      <w:r>
+        <w:t xml:space="preserve">Appendix: Documentation Cross-References</w:t>
       </w:r>
     </w:p>
     <w:p>
@@ -8950,7 +9393,29 @@
         </w:numPr>
       </w:pPr>
       <w:r>
-        <w:t xml:space="preserve">Port RHINO’s per-timestep min-shell-adiabat time-interpolation to close the +36% RHINO-native systematic (~1 hour; improves cross-tool comparability without changing Thomas conclusions).</w:t>
+        <w:rPr>
+          <w:b/>
+          <w:bCs/>
+        </w:rPr>
+        <w:t xml:space="preserve">Detailed investigation log</w:t>
+      </w:r>
+      <w:r>
+        <w:t xml:space="preserve">:</w:t>
+      </w:r>
+      <w:r>
+        <w:t xml:space="preserve"> </w:t>
+      </w:r>
+      <w:r>
+        <w:rPr>
+          <w:rStyle w:val="VerbatimChar"/>
+        </w:rPr>
+        <w:t xml:space="preserve">notes/wt_cthomas_hdd_investigation.md</w:t>
+      </w:r>
+      <w:r>
+        <w:t xml:space="preserve"> </w:t>
+      </w:r>
+      <w:r>
+        <w:t xml:space="preserve">— chronological narrative, all four runs, raw diagnostic outputs, retired hypotheses.</w:t>
       </w:r>
     </w:p>
     <w:p>
@@ -8962,7 +9427,14 @@
         </w:numPr>
       </w:pPr>
       <w:r>
-        <w:t xml:space="preserve">Investigate RHINO</w:t>
+        <w:rPr>
+          <w:b/>
+          <w:bCs/>
+        </w:rPr>
+        <w:t xml:space="preserve">Project guide</w:t>
+      </w:r>
+      <w:r>
+        <w:t xml:space="preserve">:</w:t>
       </w:r>
       <w:r>
         <w:t xml:space="preserve"> </w:t>
@@ -8971,13 +9443,13 @@
         <w:rPr>
           <w:rStyle w:val="VerbatimChar"/>
         </w:rPr>
-        <w:t xml:space="preserve">stagnation_time</w:t>
-      </w:r>
-      <w:r>
-        <w:t xml:space="preserve"> </w:t>
-      </w:r>
-      <w:r>
-        <w:t xml:space="preserve">definition (RHINO reports 15.47 ns on baseline, ours 16.81 ns).</w:t>
+        <w:t xml:space="preserve">CLAUDE.md</w:t>
+      </w:r>
+      <w:r>
+        <w:t xml:space="preserve"> </w:t>
+      </w:r>
+      <w:r>
+        <w:t xml:space="preserve">June 2 2026 Session Update appendix — full RHINO native cross-check details, breakout-time/t_cr15 matching tables, retracted earlier diagnoses.</w:t>
       </w:r>
     </w:p>
     <w:p>
@@ -8989,25 +9461,29 @@
         </w:numPr>
       </w:pPr>
       <w:r>
-        <w:t xml:space="preserve">Apply the proper-degenerate-electron-gas Fermi pressure formula (used in RHINO α_min) more broadly to the existing Lindl-convention adiabat methods, to see how it shifts the historical PDD calibration numbers.</w:t>
-      </w:r>
-    </w:p>
-    <w:p>
-      <w:r>
-        <w:pict>
-          <v:rect style="width:0;height:1.5pt" o:hralign="center" o:hrstd="t" o:hr="t"/>
-        </w:pict>
-      </w:r>
-    </w:p>
-    <w:bookmarkEnd w:id="35"/>
-    <w:bookmarkEnd w:id="36"/>
-    <w:bookmarkStart w:id="37" w:name="appendix-documentation-cross-references"/>
-    <w:p>
-      <w:pPr>
-        <w:pStyle w:val="Heading2"/>
-      </w:pPr>
-      <w:r>
-        <w:t xml:space="preserve">Appendix: Documentation Cross-References</w:t>
+        <w:rPr>
+          <w:b/>
+          <w:bCs/>
+        </w:rPr>
+        <w:t xml:space="preserve">Cross-session memory</w:t>
+      </w:r>
+      <w:r>
+        <w:t xml:space="preserve">:</w:t>
+      </w:r>
+      <w:r>
+        <w:t xml:space="preserve"> </w:t>
+      </w:r>
+      <w:r>
+        <w:rPr>
+          <w:rStyle w:val="VerbatimChar"/>
+        </w:rPr>
+        <w:t xml:space="preserve">~/.claude/projects/-Users-mehlhorn/memory/wt_cthomas_hdd_calibration.md</w:t>
+      </w:r>
+      <w:r>
+        <w:t xml:space="preserve"> </w:t>
+      </w:r>
+      <w:r>
+        <w:t xml:space="preserve">— quick-reference state for Claude continuity.</w:t>
       </w:r>
     </w:p>
     <w:p>
@@ -9015,7 +9491,7 @@
         <w:pStyle w:val="Compact"/>
         <w:numPr>
           <w:ilvl w:val="0"/>
-          <w:numId w:val="1011"/>
+          <w:numId w:val="1010"/>
         </w:numPr>
       </w:pPr>
       <w:r>
@@ -9023,7 +9499,7 @@
           <w:b/>
           <w:bCs/>
         </w:rPr>
-        <w:t xml:space="preserve">Detailed investigation log</w:t>
+        <w:t xml:space="preserve">Comparison figure</w:t>
       </w:r>
       <w:r>
         <w:t xml:space="preserve">:</w:t>
@@ -9035,13 +9511,13 @@
         <w:rPr>
           <w:rStyle w:val="VerbatimChar"/>
         </w:rPr>
-        <w:t xml:space="preserve">notes/wt_cthomas_hdd_investigation.md</w:t>
-      </w:r>
-      <w:r>
-        <w:t xml:space="preserve"> </w:t>
-      </w:r>
-      <w:r>
-        <w:t xml:space="preserve">— chronological narrative, all four runs, raw diagnostic outputs, retired hypotheses.</w:t>
+        <w:t xml:space="preserve">comparisons/hdd_design_comparison.png</w:t>
+      </w:r>
+      <w:r>
+        <w:t xml:space="preserve"> </w:t>
+      </w:r>
+      <w:r>
+        <w:t xml:space="preserve">— multi-panel comparison of all four runs against Thomas + RHINO references.</w:t>
       </w:r>
     </w:p>
     <w:p>
@@ -9049,109 +9525,7 @@
         <w:pStyle w:val="Compact"/>
         <w:numPr>
           <w:ilvl w:val="0"/>
-          <w:numId w:val="1011"/>
-        </w:numPr>
-      </w:pPr>
-      <w:r>
-        <w:rPr>
-          <w:b/>
-          <w:bCs/>
-        </w:rPr>
-        <w:t xml:space="preserve">Project guide</w:t>
-      </w:r>
-      <w:r>
-        <w:t xml:space="preserve">:</w:t>
-      </w:r>
-      <w:r>
-        <w:t xml:space="preserve"> </w:t>
-      </w:r>
-      <w:r>
-        <w:rPr>
-          <w:rStyle w:val="VerbatimChar"/>
-        </w:rPr>
-        <w:t xml:space="preserve">CLAUDE.md</w:t>
-      </w:r>
-      <w:r>
-        <w:t xml:space="preserve"> </w:t>
-      </w:r>
-      <w:r>
-        <w:t xml:space="preserve">June 2 2026 Session Update appendix — full RHINO native cross-check details, breakout-time/t_cr15 matching tables, retracted earlier diagnoses.</w:t>
-      </w:r>
-    </w:p>
-    <w:p>
-      <w:pPr>
-        <w:pStyle w:val="Compact"/>
-        <w:numPr>
-          <w:ilvl w:val="0"/>
-          <w:numId w:val="1011"/>
-        </w:numPr>
-      </w:pPr>
-      <w:r>
-        <w:rPr>
-          <w:b/>
-          <w:bCs/>
-        </w:rPr>
-        <w:t xml:space="preserve">Cross-session memory</w:t>
-      </w:r>
-      <w:r>
-        <w:t xml:space="preserve">:</w:t>
-      </w:r>
-      <w:r>
-        <w:t xml:space="preserve"> </w:t>
-      </w:r>
-      <w:r>
-        <w:rPr>
-          <w:rStyle w:val="VerbatimChar"/>
-        </w:rPr>
-        <w:t xml:space="preserve">~/.claude/projects/-Users-mehlhorn/memory/wt_cthomas_hdd_calibration.md</w:t>
-      </w:r>
-      <w:r>
-        <w:t xml:space="preserve"> </w:t>
-      </w:r>
-      <w:r>
-        <w:t xml:space="preserve">— quick-reference state for Claude continuity.</w:t>
-      </w:r>
-    </w:p>
-    <w:p>
-      <w:pPr>
-        <w:pStyle w:val="Compact"/>
-        <w:numPr>
-          <w:ilvl w:val="0"/>
-          <w:numId w:val="1011"/>
-        </w:numPr>
-      </w:pPr>
-      <w:r>
-        <w:rPr>
-          <w:b/>
-          <w:bCs/>
-        </w:rPr>
-        <w:t xml:space="preserve">Comparison figure</w:t>
-      </w:r>
-      <w:r>
-        <w:t xml:space="preserve">:</w:t>
-      </w:r>
-      <w:r>
-        <w:t xml:space="preserve"> </w:t>
-      </w:r>
-      <w:r>
-        <w:rPr>
-          <w:rStyle w:val="VerbatimChar"/>
-        </w:rPr>
-        <w:t xml:space="preserve">comparisons/hdd_design_comparison.png</w:t>
-      </w:r>
-      <w:r>
-        <w:t xml:space="preserve"> </w:t>
-      </w:r>
-      <w:r>
-        <w:t xml:space="preserve">— multi-panel comparison of all four runs against Thomas + RHINO references.</w:t>
-      </w:r>
-    </w:p>
-    <w:p>
-      <w:pPr>
-        <w:pStyle w:val="Compact"/>
-        <w:numPr>
-          <w:ilvl w:val="0"/>
-          <w:numId w:val="1011"/>
+          <w:numId w:val="1010"/>
         </w:numPr>
       </w:pPr>
       <w:r>
@@ -9523,6 +9897,12 @@
     <w:abstractNumId w:val="991"/>
   </w:num>
   <w:num w:numId="1005">
+    <w:abstractNumId w:val="991"/>
+  </w:num>
+  <w:num w:numId="1006">
+    <w:abstractNumId w:val="991"/>
+  </w:num>
+  <w:num w:numId="1007">
     <w:abstractNumId w:val="99411"/>
     <w:lvlOverride w:ilvl="0">
       <w:startOverride w:val="1"/>
@@ -9552,49 +9932,13 @@
       <w:startOverride w:val="1"/>
     </w:lvlOverride>
   </w:num>
-  <w:num w:numId="1006">
+  <w:num w:numId="1008">
     <w:abstractNumId w:val="991"/>
-  </w:num>
-  <w:num w:numId="1007">
-    <w:abstractNumId w:val="991"/>
-  </w:num>
-  <w:num w:numId="1008">
-    <w:abstractNumId w:val="99411"/>
-    <w:lvlOverride w:ilvl="0">
-      <w:startOverride w:val="1"/>
-    </w:lvlOverride>
-    <w:lvlOverride w:ilvl="1">
-      <w:startOverride w:val="1"/>
-    </w:lvlOverride>
-    <w:lvlOverride w:ilvl="2">
-      <w:startOverride w:val="1"/>
-    </w:lvlOverride>
-    <w:lvlOverride w:ilvl="3">
-      <w:startOverride w:val="1"/>
-    </w:lvlOverride>
-    <w:lvlOverride w:ilvl="4">
-      <w:startOverride w:val="1"/>
-    </w:lvlOverride>
-    <w:lvlOverride w:ilvl="5">
-      <w:startOverride w:val="1"/>
-    </w:lvlOverride>
-    <w:lvlOverride w:ilvl="6">
-      <w:startOverride w:val="1"/>
-    </w:lvlOverride>
-    <w:lvlOverride w:ilvl="7">
-      <w:startOverride w:val="1"/>
-    </w:lvlOverride>
-    <w:lvlOverride w:ilvl="8">
-      <w:startOverride w:val="1"/>
-    </w:lvlOverride>
   </w:num>
   <w:num w:numId="1009">
     <w:abstractNumId w:val="991"/>
   </w:num>
   <w:num w:numId="1010">
-    <w:abstractNumId w:val="991"/>
-  </w:num>
-  <w:num w:numId="1011">
     <w:abstractNumId w:val="991"/>
   </w:num>
 </w:numbering>
